--- a/svoyo-delo/대본/4부/09화_Tsena_chestnosti.docx
+++ b/svoyo-delo/대본/4부/09화_Tsena_chestnosti.docx
@@ -483,7 +483,7 @@
         <w:t xml:space="preserve"> </w:t>
       </w:r>
       <w:r>
-        <w:t xml:space="preserve">- 규칙: 지문 없음. 전 화 100% 「화자명: 대사」. 1턴 15단어 이내 + 긴 턴 10~15회(25~35단어). 문법 초점(B2): 비교·증감(упал на сорок процентов, на тридцать процентов больше), 목적절(чтобы мне сказали всю правду), 대조(Не «дорого». А «замороженные деньги»).</w:t>
+        <w:t xml:space="preserve">- 규칙: 지문 없음. 전 화 100% 「화자명: 대사」. 1턴 20단어 이내 + 긴 턴 10~15회(30~50단어). 문법 초점(B2): 비교·증감(упал на сорок процентов, на тридцать процентов больше), 목적절(чтобы мне сказали всю правду), 대조(Не «дорого». А «замороженные деньги»).</w:t>
       </w:r>
       <w:r>
         <w:t xml:space="preserve"> </w:t>
@@ -1377,119 +1377,119 @@
         <w:pStyle w:val="FirstParagraph"/>
       </w:pPr>
       <w:r>
-        <w:t xml:space="preserve">IRINA: Все здесь. Семь человек. Продажи, линия, регистрация, финансы. Начинаем.</w:t>
-      </w:r>
-    </w:p>
-    <w:p>
-      <w:pPr>
-        <w:pStyle w:val="BodyText"/>
-      </w:pPr>
-      <w:r>
-        <w:t xml:space="preserve">ALEKSEY: Правило на сегодня. Каждый говорит, что думает. Даже если это неприятно мне.</w:t>
-      </w:r>
-    </w:p>
-    <w:p>
-      <w:pPr>
-        <w:pStyle w:val="BodyText"/>
-      </w:pPr>
-      <w:r>
-        <w:t xml:space="preserve">OLEG: Тогда я первый. Олег, менеджер, полгода в компании. Можно?</w:t>
-      </w:r>
-    </w:p>
-    <w:p>
-      <w:pPr>
-        <w:pStyle w:val="BodyText"/>
-      </w:pPr>
-      <w:r>
-        <w:t xml:space="preserve">ALEKSEY: Можно, Олег.</w:t>
-      </w:r>
-    </w:p>
-    <w:p>
-      <w:pPr>
-        <w:pStyle w:val="BodyText"/>
-      </w:pPr>
-      <w:r>
-        <w:t xml:space="preserve">OLEG: У меня бонус за февраль упал на сорок процентов. Клиники ушли к дешёвым.</w:t>
-      </w:r>
-    </w:p>
-    <w:p>
-      <w:pPr>
-        <w:pStyle w:val="BodyText"/>
-      </w:pPr>
-      <w:r>
-        <w:t xml:space="preserve">DIMA: У всех упал. У меня тоже.</w:t>
-      </w:r>
-    </w:p>
-    <w:p>
-      <w:pPr>
-        <w:pStyle w:val="BodyText"/>
-      </w:pPr>
-      <w:r>
-        <w:t xml:space="preserve">OLEG: Дима, у тебя нет ипотеки. У меня есть. И ребёнок в сентябре в первый класс.</w:t>
-      </w:r>
-    </w:p>
-    <w:p>
-      <w:pPr>
-        <w:pStyle w:val="BodyText"/>
-      </w:pPr>
-      <w:r>
-        <w:t xml:space="preserve">IRINA: Олег, это честно. Запишу. Дальше.</w:t>
-      </w:r>
-    </w:p>
-    <w:p>
-      <w:pPr>
-        <w:pStyle w:val="BodyText"/>
-      </w:pPr>
-      <w:r>
-        <w:t xml:space="preserve">KIRILL: Можно я? Врачи мне говорят одно и то же: «Красиво, но дорого».</w:t>
-      </w:r>
-    </w:p>
-    <w:p>
-      <w:pPr>
-        <w:pStyle w:val="BodyText"/>
-      </w:pPr>
-      <w:r>
-        <w:t xml:space="preserve">OLGA: Красиво, но дорого. Двадцать лет слышу эту фразу. Про всё, что сделано правильно.</w:t>
-      </w:r>
-    </w:p>
-    <w:p>
-      <w:pPr>
-        <w:pStyle w:val="BodyText"/>
-      </w:pPr>
-      <w:r>
-        <w:t xml:space="preserve">ZOYA: А мне на линии говорят обратное. «Спасибо, что вы есть». Каждую ночь.</w:t>
-      </w:r>
-    </w:p>
-    <w:p>
-      <w:pPr>
-        <w:pStyle w:val="BodyText"/>
-      </w:pPr>
-      <w:r>
-        <w:t xml:space="preserve">OLEG: Зоя, «спасибо» не платит ипотеку.</w:t>
-      </w:r>
-    </w:p>
-    <w:p>
-      <w:pPr>
-        <w:pStyle w:val="BodyText"/>
-      </w:pPr>
-      <w:r>
-        <w:t xml:space="preserve">ZOYA: Не платит. Но вчера ночью оно спасло одну губу в Химках.</w:t>
-      </w:r>
-    </w:p>
-    <w:p>
-      <w:pPr>
-        <w:pStyle w:val="BodyText"/>
-      </w:pPr>
-      <w:r>
-        <w:t xml:space="preserve">ALEKSEY: Хорошо. Мы все правы. Это самое плохое начало для решения.</w:t>
-      </w:r>
-    </w:p>
-    <w:p>
-      <w:pPr>
-        <w:pStyle w:val="BodyText"/>
-      </w:pPr>
-      <w:r>
-        <w:t xml:space="preserve">IRINA: Тогда давайте с цифр. Цифры не бывают правы. Они просто есть.</w:t>
+        <w:t xml:space="preserve">IRINA: Все здесь, нас семь человек: продажи, линия, регистрация и финансы. Можно начинать.</w:t>
+      </w:r>
+    </w:p>
+    <w:p>
+      <w:pPr>
+        <w:pStyle w:val="BodyText"/>
+      </w:pPr>
+      <w:r>
+        <w:t xml:space="preserve">ALEKSEY: У меня одно правило на сегодня: каждый говорит то, что думает, даже если мне это будет неприятно.</w:t>
+      </w:r>
+    </w:p>
+    <w:p>
+      <w:pPr>
+        <w:pStyle w:val="BodyText"/>
+      </w:pPr>
+      <w:r>
+        <w:t xml:space="preserve">OLEG: Тогда я буду первым. Я Олег, менеджер, работаю в компании полгода. Можно мне сказать?</w:t>
+      </w:r>
+    </w:p>
+    <w:p>
+      <w:pPr>
+        <w:pStyle w:val="BodyText"/>
+      </w:pPr>
+      <w:r>
+        <w:t xml:space="preserve">ALEKSEY: Конечно, можно, Олег. Говорите.</w:t>
+      </w:r>
+    </w:p>
+    <w:p>
+      <w:pPr>
+        <w:pStyle w:val="BodyText"/>
+      </w:pPr>
+      <w:r>
+        <w:t xml:space="preserve">OLEG: У меня бонус за февраль упал на сорок процентов, потому что клиники ушли к дешёвым поставщикам.</w:t>
+      </w:r>
+    </w:p>
+    <w:p>
+      <w:pPr>
+        <w:pStyle w:val="BodyText"/>
+      </w:pPr>
+      <w:r>
+        <w:t xml:space="preserve">DIMA: Он у всех упал, Олег, и у меня тоже.</w:t>
+      </w:r>
+    </w:p>
+    <w:p>
+      <w:pPr>
+        <w:pStyle w:val="BodyText"/>
+      </w:pPr>
+      <w:r>
+        <w:t xml:space="preserve">OLEG: Дима, у тебя нет ипотеки, а у меня есть. И ребёнок в сентябре пойдёт в первый класс.</w:t>
+      </w:r>
+    </w:p>
+    <w:p>
+      <w:pPr>
+        <w:pStyle w:val="BodyText"/>
+      </w:pPr>
+      <w:r>
+        <w:t xml:space="preserve">IRINA: Олег, это честно сказано, и я это запишу. Кто следующий?</w:t>
+      </w:r>
+    </w:p>
+    <w:p>
+      <w:pPr>
+        <w:pStyle w:val="BodyText"/>
+      </w:pPr>
+      <w:r>
+        <w:t xml:space="preserve">KIRILL: Можно я? Врачи говорят мне одно и то же: «Красиво, но дорого».</w:t>
+      </w:r>
+    </w:p>
+    <w:p>
+      <w:pPr>
+        <w:pStyle w:val="BodyText"/>
+      </w:pPr>
+      <w:r>
+        <w:t xml:space="preserve">OLGA: «Красиво, но дорого»… Двадцать лет я слышу эту фразу про всё, что сделано правильно.</w:t>
+      </w:r>
+    </w:p>
+    <w:p>
+      <w:pPr>
+        <w:pStyle w:val="BodyText"/>
+      </w:pPr>
+      <w:r>
+        <w:t xml:space="preserve">ZOYA: А мне на линии говорят как раз обратное: «Спасибо, что вы есть». И так каждую ночь.</w:t>
+      </w:r>
+    </w:p>
+    <w:p>
+      <w:pPr>
+        <w:pStyle w:val="BodyText"/>
+      </w:pPr>
+      <w:r>
+        <w:t xml:space="preserve">OLEG: Зоя, но «спасибо» не платит ипотеку, к сожалению.</w:t>
+      </w:r>
+    </w:p>
+    <w:p>
+      <w:pPr>
+        <w:pStyle w:val="BodyText"/>
+      </w:pPr>
+      <w:r>
+        <w:t xml:space="preserve">ZOYA: Не платит, это правда. Но вчера ночью это «спасибо» спасло одну губу в Химках.</w:t>
+      </w:r>
+    </w:p>
+    <w:p>
+      <w:pPr>
+        <w:pStyle w:val="BodyText"/>
+      </w:pPr>
+      <w:r>
+        <w:t xml:space="preserve">ALEKSEY: Хорошо. Получается, что мы все правы, а это самое плохое начало для решения.</w:t>
+      </w:r>
+    </w:p>
+    <w:p>
+      <w:pPr>
+        <w:pStyle w:val="BodyText"/>
+      </w:pPr>
+      <w:r>
+        <w:t xml:space="preserve">IRINA: Тогда давайте начнём с цифр. Цифры не бывают правы. Они просто есть.</w:t>
       </w:r>
     </w:p>
     <w:bookmarkEnd w:id="21"/>
@@ -1507,279 +1507,279 @@
         <w:pStyle w:val="FirstParagraph"/>
       </w:pPr>
       <w:r>
-        <w:t xml:space="preserve">ALEKSEY: Давайте. Ирина, доска ваша.</w:t>
-      </w:r>
-    </w:p>
-    <w:p>
-      <w:pPr>
-        <w:pStyle w:val="BodyText"/>
-      </w:pPr>
-      <w:r>
-        <w:t xml:space="preserve">IRINA: Пять вариантов. На доске. Первый — снизить цену на двадцать процентов. До семи восьмисот.</w:t>
-      </w:r>
-    </w:p>
-    <w:p>
-      <w:pPr>
-        <w:pStyle w:val="BodyText"/>
-      </w:pPr>
-      <w:r>
-        <w:t xml:space="preserve">DIMA: Сколько остаётся с шприца?</w:t>
-      </w:r>
-    </w:p>
-    <w:p>
-      <w:pPr>
-        <w:pStyle w:val="BodyText"/>
-      </w:pPr>
-      <w:r>
-        <w:t xml:space="preserve">IRINA: Минус девятьсот рублей. Мы продаём в убыток. Через полгода закрываемся. Красиво и честно.</w:t>
-      </w:r>
-    </w:p>
-    <w:p>
-      <w:pPr>
-        <w:pStyle w:val="BodyText"/>
-      </w:pPr>
-      <w:r>
-        <w:t xml:space="preserve">OLEG: Тогда на десять процентов.</w:t>
-      </w:r>
-    </w:p>
-    <w:p>
-      <w:pPr>
-        <w:pStyle w:val="BodyText"/>
-      </w:pPr>
-      <w:r>
-        <w:t xml:space="preserve">IRINA: Плюс двадцать рублей с шприца. Линия, коды и обучение не помещаются. Надо что-то закрыть.</w:t>
-      </w:r>
-    </w:p>
-    <w:p>
-      <w:pPr>
-        <w:pStyle w:val="BodyText"/>
-      </w:pPr>
-      <w:r>
-        <w:t xml:space="preserve">OLGA: Линию закрыть нельзя. Коды — нельзя. Обучение — нельзя. Это мы.</w:t>
-      </w:r>
-    </w:p>
-    <w:p>
-      <w:pPr>
-        <w:pStyle w:val="BodyText"/>
-      </w:pPr>
-      <w:r>
-        <w:t xml:space="preserve">ALEKSEY: Согласен. Десять процентов — это закрывать себя по частям.</w:t>
-      </w:r>
-    </w:p>
-    <w:p>
-      <w:pPr>
-        <w:pStyle w:val="BodyText"/>
-      </w:pPr>
-      <w:r>
-        <w:t xml:space="preserve">IRINA: Второй вариант. Наличные со скидкой. Как делают все.</w:t>
-      </w:r>
-    </w:p>
-    <w:p>
-      <w:pPr>
-        <w:pStyle w:val="BodyText"/>
-      </w:pPr>
-      <w:r>
-        <w:t xml:space="preserve">ALEKSEY: Нет.</w:t>
-      </w:r>
-    </w:p>
-    <w:p>
-      <w:pPr>
-        <w:pStyle w:val="BodyText"/>
-      </w:pPr>
-      <w:r>
-        <w:t xml:space="preserve">IRINA: Я знаю. Я написала его, чтобы мы его вычеркнули вслух. Вычёркиваю.</w:t>
-      </w:r>
-    </w:p>
-    <w:p>
-      <w:pPr>
-        <w:pStyle w:val="BodyText"/>
-      </w:pPr>
-      <w:r>
-        <w:t xml:space="preserve">KIRILL: Третий?</w:t>
-      </w:r>
-    </w:p>
-    <w:p>
-      <w:pPr>
-        <w:pStyle w:val="BodyText"/>
-      </w:pPr>
-      <w:r>
-        <w:t xml:space="preserve">IRINA: Третий — второй бренд. Дешёвый гель без кодов, без линии. Только цена.</w:t>
-      </w:r>
-    </w:p>
-    <w:p>
-      <w:pPr>
-        <w:pStyle w:val="BodyText"/>
-      </w:pPr>
-      <w:r>
-        <w:t xml:space="preserve">OLGA: Тогда мы станем Бойко с документами. Нет.</w:t>
-      </w:r>
-    </w:p>
-    <w:p>
-      <w:pPr>
-        <w:pStyle w:val="BodyText"/>
-      </w:pPr>
-      <w:r>
-        <w:t xml:space="preserve">IRINA: Вычёркиваю. Четвёртый — ждать. Серый товар кончится, заявления сработают, клиники вернутся.</w:t>
-      </w:r>
-    </w:p>
-    <w:p>
-      <w:pPr>
-        <w:pStyle w:val="BodyText"/>
-      </w:pPr>
-      <w:r>
-        <w:t xml:space="preserve">OLEG: Сколько ждать?</w:t>
-      </w:r>
-    </w:p>
-    <w:p>
-      <w:pPr>
-        <w:pStyle w:val="BodyText"/>
-      </w:pPr>
-      <w:r>
-        <w:t xml:space="preserve">IRINA: Не знаю. Полгода. Год. Я не умею считать то, что зависит от полиции.</w:t>
-      </w:r>
-    </w:p>
-    <w:p>
-      <w:pPr>
-        <w:pStyle w:val="BodyText"/>
-      </w:pPr>
-      <w:r>
-        <w:t xml:space="preserve">OLEG: Год я не выдержу.</w:t>
-      </w:r>
-    </w:p>
-    <w:p>
-      <w:pPr>
-        <w:pStyle w:val="BodyText"/>
-      </w:pPr>
-      <w:r>
-        <w:t xml:space="preserve">IRINA: Пятый вариант. Он не про цену. Я нашла его вчера ночью, когда обзвонила все шесть ушедших клиник. Сама, без менеджеров, чтобы мне сказали всю правду.</w:t>
-      </w:r>
-    </w:p>
-    <w:p>
-      <w:pPr>
-        <w:pStyle w:val="BodyText"/>
-      </w:pPr>
-      <w:r>
-        <w:t xml:space="preserve">ALEKSEY: Без менеджеров? Почему?</w:t>
-      </w:r>
-    </w:p>
-    <w:p>
-      <w:pPr>
-        <w:pStyle w:val="BodyText"/>
-      </w:pPr>
-      <w:r>
-        <w:t xml:space="preserve">IRINA: Менеджерам вежливо врут. Аудитору — нет. Я задала один вопрос: «Почему вы ушли на самом деле?»</w:t>
-      </w:r>
-    </w:p>
-    <w:p>
-      <w:pPr>
-        <w:pStyle w:val="BodyText"/>
-      </w:pPr>
-      <w:r>
-        <w:t xml:space="preserve">DIMA: И что сказали?</w:t>
-      </w:r>
-    </w:p>
-    <w:p>
-      <w:pPr>
-        <w:pStyle w:val="BodyText"/>
-      </w:pPr>
-      <w:r>
-        <w:t xml:space="preserve">IRINA: Четверо сказали одно и то же. Не «дорого». А «замороженные деньги». Они покупают у нас десять шприцев на месяц вперёд. Платят сразу. А у них аренда в первых числах.</w:t>
-      </w:r>
-    </w:p>
-    <w:p>
-      <w:pPr>
-        <w:pStyle w:val="BodyText"/>
-      </w:pPr>
-      <w:r>
-        <w:t xml:space="preserve">OLGA: Значит, у них не проблема цены. У них проблема кассового разрыва.</w:t>
-      </w:r>
-    </w:p>
-    <w:p>
-      <w:pPr>
-        <w:pStyle w:val="BodyText"/>
-      </w:pPr>
-      <w:r>
-        <w:t xml:space="preserve">IRINA: Как у нас три года назад. Только маленький. Серый поставщик продаёт по одному шприцу. Сегодня купил, сегодня уколол, сегодня получил деньги от пациентки. Ни рубля не замёрзло.</w:t>
-      </w:r>
-    </w:p>
-    <w:p>
-      <w:pPr>
-        <w:pStyle w:val="BodyText"/>
-      </w:pPr>
-      <w:r>
-        <w:t xml:space="preserve">DIMA: По одному шприцу. Без коробки. Поэтому и без номера.</w:t>
-      </w:r>
-    </w:p>
-    <w:p>
-      <w:pPr>
-        <w:pStyle w:val="BodyText"/>
-      </w:pPr>
-      <w:r>
-        <w:t xml:space="preserve">IRINA: Поэтому мой пятый вариант. Упаковка по пять, не по десять. И отсрочка тридцать дней. Только для клиник, где все врачи сдали наш экзамен. Отсрочка — как награда за обучение.</w:t>
-      </w:r>
-    </w:p>
-    <w:p>
-      <w:pPr>
-        <w:pStyle w:val="BodyText"/>
-      </w:pPr>
-      <w:r>
-        <w:t xml:space="preserve">KIRILL: Отсрочка — это мы кредитуем клиники?</w:t>
-      </w:r>
-    </w:p>
-    <w:p>
-      <w:pPr>
-        <w:pStyle w:val="BodyText"/>
-      </w:pPr>
-      <w:r>
-        <w:t xml:space="preserve">IRINA: Мы. Это риск. Я ставлю лимит. Три миллиона на всех. Не больше.</w:t>
-      </w:r>
-    </w:p>
-    <w:p>
-      <w:pPr>
-        <w:pStyle w:val="BodyText"/>
-      </w:pPr>
-      <w:r>
-        <w:t xml:space="preserve">OLEG: А цена?</w:t>
-      </w:r>
-    </w:p>
-    <w:p>
-      <w:pPr>
-        <w:pStyle w:val="BodyText"/>
-      </w:pPr>
-      <w:r>
-        <w:t xml:space="preserve">IRINA: Цена — та же. Девять восемьсот. Мы не дешевеем. Мы перестаём замораживать их деньги.</w:t>
-      </w:r>
-    </w:p>
-    <w:p>
-      <w:pPr>
-        <w:pStyle w:val="BodyText"/>
-      </w:pPr>
-      <w:r>
-        <w:t xml:space="preserve">ALEKSEY: Это ответ на вопрос «у меня аренда». Не на вопрос «дорого».</w:t>
-      </w:r>
-    </w:p>
-    <w:p>
-      <w:pPr>
-        <w:pStyle w:val="BodyText"/>
-      </w:pPr>
-      <w:r>
-        <w:t xml:space="preserve">OLGA: Для пяти шприцев нужна новая коробка. Новая инструкция. Это изменение в регистрации.</w:t>
-      </w:r>
-    </w:p>
-    <w:p>
-      <w:pPr>
-        <w:pStyle w:val="BodyText"/>
-      </w:pPr>
-      <w:r>
-        <w:t xml:space="preserve">IRINA: Сколько времени?</w:t>
-      </w:r>
-    </w:p>
-    <w:p>
-      <w:pPr>
-        <w:pStyle w:val="BodyText"/>
-      </w:pPr>
-      <w:r>
-        <w:t xml:space="preserve">OLGA: Если писать правильно — это уведомление об изменении упаковки, не новая экспертиза. Месяц. Я узнаю у Назаровой. Не о деле, а о процедуре. Она отвечает только на вопросы о процедуре.</w:t>
+        <w:t xml:space="preserve">ALEKSEY: Давайте с цифр. Ирина, доска в вашем распоряжении.</w:t>
+      </w:r>
+    </w:p>
+    <w:p>
+      <w:pPr>
+        <w:pStyle w:val="BodyText"/>
+      </w:pPr>
+      <w:r>
+        <w:t xml:space="preserve">IRINA: На доске пять вариантов. Первый — снизить цену на двадцать процентов, то есть до семи восьмисот.</w:t>
+      </w:r>
+    </w:p>
+    <w:p>
+      <w:pPr>
+        <w:pStyle w:val="BodyText"/>
+      </w:pPr>
+      <w:r>
+        <w:t xml:space="preserve">DIMA: И сколько тогда остаётся с одного шприца?</w:t>
+      </w:r>
+    </w:p>
+    <w:p>
+      <w:pPr>
+        <w:pStyle w:val="BodyText"/>
+      </w:pPr>
+      <w:r>
+        <w:t xml:space="preserve">IRINA: Минус девятьсот рублей, то есть мы продаём в убыток. Через полгода закрываемся, красиво и честно.</w:t>
+      </w:r>
+    </w:p>
+    <w:p>
+      <w:pPr>
+        <w:pStyle w:val="BodyText"/>
+      </w:pPr>
+      <w:r>
+        <w:t xml:space="preserve">OLEG: Тогда, может быть, снизить на десять процентов?</w:t>
+      </w:r>
+    </w:p>
+    <w:p>
+      <w:pPr>
+        <w:pStyle w:val="BodyText"/>
+      </w:pPr>
+      <w:r>
+        <w:t xml:space="preserve">IRINA: Тогда будет плюс двадцать рублей с шприца, и в это не помещаются линия, коды и обучение. Придётся что-то закрыть.</w:t>
+      </w:r>
+    </w:p>
+    <w:p>
+      <w:pPr>
+        <w:pStyle w:val="BodyText"/>
+      </w:pPr>
+      <w:r>
+        <w:t xml:space="preserve">OLGA: Линию закрыть нельзя, коды нельзя, и обучение тоже нельзя. Ведь это и есть мы.</w:t>
+      </w:r>
+    </w:p>
+    <w:p>
+      <w:pPr>
+        <w:pStyle w:val="BodyText"/>
+      </w:pPr>
+      <w:r>
+        <w:t xml:space="preserve">ALEKSEY: Согласен. Десять процентов — это значит закрывать себя по частям, медленно.</w:t>
+      </w:r>
+    </w:p>
+    <w:p>
+      <w:pPr>
+        <w:pStyle w:val="BodyText"/>
+      </w:pPr>
+      <w:r>
+        <w:t xml:space="preserve">IRINA: Второй вариант: наличные со скидкой, как делают все на рынке.</w:t>
+      </w:r>
+    </w:p>
+    <w:p>
+      <w:pPr>
+        <w:pStyle w:val="BodyText"/>
+      </w:pPr>
+      <w:r>
+        <w:t xml:space="preserve">ALEKSEY: Нет. Этот вариант мы даже не обсуждаем.</w:t>
+      </w:r>
+    </w:p>
+    <w:p>
+      <w:pPr>
+        <w:pStyle w:val="BodyText"/>
+      </w:pPr>
+      <w:r>
+        <w:t xml:space="preserve">IRINA: Я знаю. Я написала его только для того, чтобы мы вычеркнули его вслух. Вычёркиваю.</w:t>
+      </w:r>
+    </w:p>
+    <w:p>
+      <w:pPr>
+        <w:pStyle w:val="BodyText"/>
+      </w:pPr>
+      <w:r>
+        <w:t xml:space="preserve">KIRILL: А какой у нас третий вариант?</w:t>
+      </w:r>
+    </w:p>
+    <w:p>
+      <w:pPr>
+        <w:pStyle w:val="BodyText"/>
+      </w:pPr>
+      <w:r>
+        <w:t xml:space="preserve">IRINA: Третий — второй бренд: дешёвый гель без кодов и без линии, только цена.</w:t>
+      </w:r>
+    </w:p>
+    <w:p>
+      <w:pPr>
+        <w:pStyle w:val="BodyText"/>
+      </w:pPr>
+      <w:r>
+        <w:t xml:space="preserve">OLGA: Тогда мы станем таким же Бойко, только с документами. Нет.</w:t>
+      </w:r>
+    </w:p>
+    <w:p>
+      <w:pPr>
+        <w:pStyle w:val="BodyText"/>
+      </w:pPr>
+      <w:r>
+        <w:t xml:space="preserve">IRINA: Вычёркиваю. Четвёртый — ждать, пока серый товар кончится, заявления сработают, а клиники вернутся.</w:t>
+      </w:r>
+    </w:p>
+    <w:p>
+      <w:pPr>
+        <w:pStyle w:val="BodyText"/>
+      </w:pPr>
+      <w:r>
+        <w:t xml:space="preserve">OLEG: И сколько нам придётся ждать?</w:t>
+      </w:r>
+    </w:p>
+    <w:p>
+      <w:pPr>
+        <w:pStyle w:val="BodyText"/>
+      </w:pPr>
+      <w:r>
+        <w:t xml:space="preserve">IRINA: Не знаю: полгода или год. Я не умею считать то, что зависит от полиции.</w:t>
+      </w:r>
+    </w:p>
+    <w:p>
+      <w:pPr>
+        <w:pStyle w:val="BodyText"/>
+      </w:pPr>
+      <w:r>
+        <w:t xml:space="preserve">OLEG: Год я точно не выдержу, честно говорю.</w:t>
+      </w:r>
+    </w:p>
+    <w:p>
+      <w:pPr>
+        <w:pStyle w:val="BodyText"/>
+      </w:pPr>
+      <w:r>
+        <w:t xml:space="preserve">IRINA: Пятый вариант не про цену. Я нашла его вчера ночью, когда обзвонила все шесть ушедших клиник. Я звонила сама, без менеджеров, чтобы мне сказали всю правду, а не вежливую версию.</w:t>
+      </w:r>
+    </w:p>
+    <w:p>
+      <w:pPr>
+        <w:pStyle w:val="BodyText"/>
+      </w:pPr>
+      <w:r>
+        <w:t xml:space="preserve">ALEKSEY: Без менеджеров? А почему именно так?</w:t>
+      </w:r>
+    </w:p>
+    <w:p>
+      <w:pPr>
+        <w:pStyle w:val="BodyText"/>
+      </w:pPr>
+      <w:r>
+        <w:t xml:space="preserve">IRINA: Потому что менеджерам вежливо врут, а аудитору нет. Я задала один вопрос: «Почему вы ушли на самом деле?»</w:t>
+      </w:r>
+    </w:p>
+    <w:p>
+      <w:pPr>
+        <w:pStyle w:val="BodyText"/>
+      </w:pPr>
+      <w:r>
+        <w:t xml:space="preserve">DIMA: И что же они вам сказали?</w:t>
+      </w:r>
+    </w:p>
+    <w:p>
+      <w:pPr>
+        <w:pStyle w:val="BodyText"/>
+      </w:pPr>
+      <w:r>
+        <w:t xml:space="preserve">IRINA: Четверо сказали одно и то же, причём не «дорого», а «замороженные деньги». Они покупают у нас десять шприцев на месяц вперёд и платят сразу. А у них аренда в первых числах месяца, и денег просто не хватает.</w:t>
+      </w:r>
+    </w:p>
+    <w:p>
+      <w:pPr>
+        <w:pStyle w:val="BodyText"/>
+      </w:pPr>
+      <w:r>
+        <w:t xml:space="preserve">OLGA: Значит, у них проблема не с ценой, а с кассовым разрывом.</w:t>
+      </w:r>
+    </w:p>
+    <w:p>
+      <w:pPr>
+        <w:pStyle w:val="BodyText"/>
+      </w:pPr>
+      <w:r>
+        <w:t xml:space="preserve">IRINA: Как у нас три года назад, только маленьким. Серый поставщик продаёт по одному шприцу. Сегодня купил, сегодня уколол, сегодня получил деньги от пациентки. Ни рубля не замёрзло, и в этом вся их сила.</w:t>
+      </w:r>
+    </w:p>
+    <w:p>
+      <w:pPr>
+        <w:pStyle w:val="BodyText"/>
+      </w:pPr>
+      <w:r>
+        <w:t xml:space="preserve">DIMA: По одному шприцу и без коробки. Поэтому и без номера.</w:t>
+      </w:r>
+    </w:p>
+    <w:p>
+      <w:pPr>
+        <w:pStyle w:val="BodyText"/>
+      </w:pPr>
+      <w:r>
+        <w:t xml:space="preserve">IRINA: Поэтому мой пятый вариант такой: упаковка по пять шприцев, а не по десять, и отсрочка на тридцать дней. Только для клиник, где все врачи сдали наш экзамен. Отсрочка будет как награда за обучение.</w:t>
+      </w:r>
+    </w:p>
+    <w:p>
+      <w:pPr>
+        <w:pStyle w:val="BodyText"/>
+      </w:pPr>
+      <w:r>
+        <w:t xml:space="preserve">KIRILL: То есть с отсрочкой мы фактически кредитуем клиники?</w:t>
+      </w:r>
+    </w:p>
+    <w:p>
+      <w:pPr>
+        <w:pStyle w:val="BodyText"/>
+      </w:pPr>
+      <w:r>
+        <w:t xml:space="preserve">IRINA: Да, мы, и это риск. Поэтому я ставлю лимит: три миллиона на всех, не больше.</w:t>
+      </w:r>
+    </w:p>
+    <w:p>
+      <w:pPr>
+        <w:pStyle w:val="BodyText"/>
+      </w:pPr>
+      <w:r>
+        <w:t xml:space="preserve">OLEG: А что будет с ценой?</w:t>
+      </w:r>
+    </w:p>
+    <w:p>
+      <w:pPr>
+        <w:pStyle w:val="BodyText"/>
+      </w:pPr>
+      <w:r>
+        <w:t xml:space="preserve">IRINA: Цена останется той же, девять восемьсот. Мы не дешевеем, мы просто перестаём замораживать их деньги.</w:t>
+      </w:r>
+    </w:p>
+    <w:p>
+      <w:pPr>
+        <w:pStyle w:val="BodyText"/>
+      </w:pPr>
+      <w:r>
+        <w:t xml:space="preserve">ALEKSEY: Это ответ на «у меня аренда», а не на «дорого». И это правильный ответ.</w:t>
+      </w:r>
+    </w:p>
+    <w:p>
+      <w:pPr>
+        <w:pStyle w:val="BodyText"/>
+      </w:pPr>
+      <w:r>
+        <w:t xml:space="preserve">OLGA: Но для пяти шприцев нужна новая коробка и новая инструкция, а это изменение в регистрации.</w:t>
+      </w:r>
+    </w:p>
+    <w:p>
+      <w:pPr>
+        <w:pStyle w:val="BodyText"/>
+      </w:pPr>
+      <w:r>
+        <w:t xml:space="preserve">IRINA: И сколько времени на это уйдёт?</w:t>
+      </w:r>
+    </w:p>
+    <w:p>
+      <w:pPr>
+        <w:pStyle w:val="BodyText"/>
+      </w:pPr>
+      <w:r>
+        <w:t xml:space="preserve">OLGA: Если всё написать правильно, это уведомление об изменении упаковки, а не новая экспертиза. Это примерно месяц. Я узнаю у Назаровой, но не о деле, а о процедуре, потому что она отвечает только на такие вопросы.</w:t>
       </w:r>
     </w:p>
     <w:bookmarkEnd w:id="22"/>
@@ -1797,239 +1797,239 @@
         <w:pStyle w:val="FirstParagraph"/>
       </w:pPr>
       <w:r>
-        <w:t xml:space="preserve">OLEG: Красиво. Но мой мартовский бонус всё равно маленький. Коробки — в апреле.</w:t>
-      </w:r>
-    </w:p>
-    <w:p>
-      <w:pPr>
-        <w:pStyle w:val="BodyText"/>
-      </w:pPr>
-      <w:r>
-        <w:t xml:space="preserve">DIMA: Олег прав. Месяц-два будет больно. Для команды. Не для таблицы.</w:t>
-      </w:r>
-    </w:p>
-    <w:p>
-      <w:pPr>
-        <w:pStyle w:val="BodyText"/>
-      </w:pPr>
-      <w:r>
-        <w:t xml:space="preserve">IRINA: Я знаю, сколько это больно. Бонусы продаж в феврале — минус сто восемьдесят тысяч на всех.</w:t>
-      </w:r>
-    </w:p>
-    <w:p>
-      <w:pPr>
-        <w:pStyle w:val="BodyText"/>
-      </w:pPr>
-      <w:r>
-        <w:t xml:space="preserve">ALEKSEY: Тогда у меня предложение. Для команды. Не для таблицы.</w:t>
-      </w:r>
-    </w:p>
-    <w:p>
-      <w:pPr>
-        <w:pStyle w:val="BodyText"/>
-      </w:pPr>
-      <w:r>
-        <w:t xml:space="preserve">OLGA: Опять вы что-то решили один?</w:t>
-      </w:r>
-    </w:p>
-    <w:p>
-      <w:pPr>
-        <w:pStyle w:val="BodyText"/>
-      </w:pPr>
-      <w:r>
-        <w:t xml:space="preserve">ALEKSEY: Нет. Предлагаю. Вы втроём решите. Учредители сокращают свою зарплату на тридцать процентов. На два квартала. Эти деньги идут в гарантированный минимум бонуса для продаж и линии.</w:t>
-      </w:r>
-    </w:p>
-    <w:p>
-      <w:pPr>
-        <w:pStyle w:val="BodyText"/>
-      </w:pPr>
-      <w:r>
-        <w:t xml:space="preserve">IRINA: Тридцать процентов. С нас троих — это примерно двести тысяч в месяц.</w:t>
-      </w:r>
-    </w:p>
-    <w:p>
-      <w:pPr>
-        <w:pStyle w:val="BodyText"/>
-      </w:pPr>
-      <w:r>
-        <w:t xml:space="preserve">OLGA: Алексей, у меня тоже ипотека. Одна. Но есть.</w:t>
-      </w:r>
-    </w:p>
-    <w:p>
-      <w:pPr>
-        <w:pStyle w:val="BodyText"/>
-      </w:pPr>
-      <w:r>
-        <w:t xml:space="preserve">ALEKSEY: Знаю. Поэтому я предлагаю. Не решаю.</w:t>
-      </w:r>
-    </w:p>
-    <w:p>
-      <w:pPr>
-        <w:pStyle w:val="BodyText"/>
-      </w:pPr>
-      <w:r>
-        <w:t xml:space="preserve">OLGA: Хорошо. Давайте честно. Мне будет тяжело. Но двадцать лет я работала там, где директор получал в двадцать раз больше меня. Здесь, наконец, — нет. Я согласна.</w:t>
-      </w:r>
-    </w:p>
-    <w:p>
-      <w:pPr>
-        <w:pStyle w:val="BodyText"/>
-      </w:pPr>
-      <w:r>
-        <w:t xml:space="preserve">IRINA: Я тоже. С одним условием. Это записано в протоколе как временная мера. С датой окончания.</w:t>
-      </w:r>
-    </w:p>
-    <w:p>
-      <w:pPr>
-        <w:pStyle w:val="BodyText"/>
-      </w:pPr>
-      <w:r>
-        <w:t xml:space="preserve">ALEKSEY: Тридцатое сентября.</w:t>
-      </w:r>
-    </w:p>
-    <w:p>
-      <w:pPr>
-        <w:pStyle w:val="BodyText"/>
-      </w:pPr>
-      <w:r>
-        <w:t xml:space="preserve">IRINA: Записала. Тридцатое сентября.</w:t>
-      </w:r>
-    </w:p>
-    <w:p>
-      <w:pPr>
-        <w:pStyle w:val="BodyText"/>
-      </w:pPr>
-      <w:r>
-        <w:t xml:space="preserve">OLEG: Подождите. Вы урезаете себе зарплату, чтобы нам платить бонус?</w:t>
-      </w:r>
-    </w:p>
-    <w:p>
-      <w:pPr>
-        <w:pStyle w:val="BodyText"/>
-      </w:pPr>
-      <w:r>
-        <w:t xml:space="preserve">ALEKSEY: Чтобы платить вам минимум. Не за продажи. За то, что вы остаётесь честными, когда это дорого. Это тоже работа. Может быть, самая трудная работа в этом квартале.</w:t>
-      </w:r>
-    </w:p>
-    <w:p>
-      <w:pPr>
-        <w:pStyle w:val="BodyText"/>
-      </w:pPr>
-      <w:r>
-        <w:t xml:space="preserve">OLEG: Это… Я не знаю, что сказать.</w:t>
-      </w:r>
-    </w:p>
-    <w:p>
-      <w:pPr>
-        <w:pStyle w:val="BodyText"/>
-      </w:pPr>
-      <w:r>
-        <w:t xml:space="preserve">KIRILL: Я тоже участвую. Можно? Двадцать процентов моей зарплаты — в тот же минимум.</w:t>
-      </w:r>
-    </w:p>
-    <w:p>
-      <w:pPr>
-        <w:pStyle w:val="BodyText"/>
-      </w:pPr>
-      <w:r>
-        <w:t xml:space="preserve">ALEKSEY: Кирилл, вы в компании восемь месяцев.</w:t>
-      </w:r>
-    </w:p>
-    <w:p>
-      <w:pPr>
-        <w:pStyle w:val="BodyText"/>
-      </w:pPr>
-      <w:r>
-        <w:t xml:space="preserve">KIRILL: Знаю. Но у меня нет ипотеки. И у меня есть… родственники, которые помогут, если что.</w:t>
-      </w:r>
-    </w:p>
-    <w:p>
-      <w:pPr>
-        <w:pStyle w:val="BodyText"/>
-      </w:pPr>
-      <w:r>
-        <w:t xml:space="preserve">DIMA: Родственники? Ты же говорил, что ты сам по себе.</w:t>
-      </w:r>
-    </w:p>
-    <w:p>
-      <w:pPr>
-        <w:pStyle w:val="BodyText"/>
-      </w:pPr>
-      <w:r>
-        <w:t xml:space="preserve">KIRILL: Шесть месяцев прошли в январе. Я обещал сказать сам, когда будет повод. Борис Игоревич Ланской — мой дядя. Мама — его сестра. Я молчал, потому что хотел, чтобы меня оценивали по работе.</w:t>
-      </w:r>
-    </w:p>
-    <w:p>
-      <w:pPr>
-        <w:pStyle w:val="BodyText"/>
-      </w:pPr>
-      <w:r>
-        <w:t xml:space="preserve">OLGA: Мы знали, Кирилл. С июля. Дима, кажется, догадался сам.</w:t>
-      </w:r>
-    </w:p>
-    <w:p>
-      <w:pPr>
-        <w:pStyle w:val="BodyText"/>
-      </w:pPr>
-      <w:r>
-        <w:t xml:space="preserve">OLEG: Алексей Николаевич, скажу сразу. В пятницу я ходил на собеседование. В «Северную Фарму».</w:t>
-      </w:r>
-    </w:p>
-    <w:p>
-      <w:pPr>
-        <w:pStyle w:val="BodyText"/>
-      </w:pPr>
-      <w:r>
-        <w:t xml:space="preserve">DIMA: К Волкову?</w:t>
-      </w:r>
-    </w:p>
-    <w:p>
-      <w:pPr>
-        <w:pStyle w:val="BodyText"/>
-      </w:pPr>
-      <w:r>
-        <w:t xml:space="preserve">OLEG: К Волкову. Мне предложили на тридцать процентов больше. Процент с продаж. Без экзаменов, без кодов.</w:t>
-      </w:r>
-    </w:p>
-    <w:p>
-      <w:pPr>
-        <w:pStyle w:val="BodyText"/>
-      </w:pPr>
-      <w:r>
-        <w:t xml:space="preserve">ALEKSEY: Спасибо, что сказали сами. Не через неделю, а сегодня.</w:t>
-      </w:r>
-    </w:p>
-    <w:p>
-      <w:pPr>
-        <w:pStyle w:val="BodyText"/>
-      </w:pPr>
-      <w:r>
-        <w:t xml:space="preserve">OLEG: Вы не злитесь?</w:t>
-      </w:r>
-    </w:p>
-    <w:p>
-      <w:pPr>
-        <w:pStyle w:val="BodyText"/>
-      </w:pPr>
-      <w:r>
-        <w:t xml:space="preserve">ALEKSEY: Нет. Вы взрослый человек с ипотекой. Если решите уйти — я напишу вам хорошую рекомендацию.</w:t>
-      </w:r>
-    </w:p>
-    <w:p>
-      <w:pPr>
-        <w:pStyle w:val="BodyText"/>
-      </w:pPr>
-      <w:r>
-        <w:t xml:space="preserve">OLEG: Даже к Волкову?</w:t>
-      </w:r>
-    </w:p>
-    <w:p>
-      <w:pPr>
-        <w:pStyle w:val="BodyText"/>
-      </w:pPr>
-      <w:r>
-        <w:t xml:space="preserve">ALEKSEY: Даже к Волкову. Вы полгода продавали честно. Это будет в рекомендации. Пусть Волков прочитает.</w:t>
+        <w:t xml:space="preserve">OLEG: Красиво. Но мой мартовский бонус всё равно будет маленьким, ведь коробки появятся только в апреле.</w:t>
+      </w:r>
+    </w:p>
+    <w:p>
+      <w:pPr>
+        <w:pStyle w:val="BodyText"/>
+      </w:pPr>
+      <w:r>
+        <w:t xml:space="preserve">DIMA: Олег прав. Месяц или два будет больно, причём для команды, а не для таблицы.</w:t>
+      </w:r>
+    </w:p>
+    <w:p>
+      <w:pPr>
+        <w:pStyle w:val="BodyText"/>
+      </w:pPr>
+      <w:r>
+        <w:t xml:space="preserve">IRINA: Я знаю, насколько это больно: бонусы продаж в феврале — минус сто восемьдесят тысяч на всех.</w:t>
+      </w:r>
+    </w:p>
+    <w:p>
+      <w:pPr>
+        <w:pStyle w:val="BodyText"/>
+      </w:pPr>
+      <w:r>
+        <w:t xml:space="preserve">ALEKSEY: Тогда у меня есть предложение, и оно для команды, а не для таблицы.</w:t>
+      </w:r>
+    </w:p>
+    <w:p>
+      <w:pPr>
+        <w:pStyle w:val="BodyText"/>
+      </w:pPr>
+      <w:r>
+        <w:t xml:space="preserve">OLGA: Вы что, опять что-то решили в одиночку?</w:t>
+      </w:r>
+    </w:p>
+    <w:p>
+      <w:pPr>
+        <w:pStyle w:val="BodyText"/>
+      </w:pPr>
+      <w:r>
+        <w:t xml:space="preserve">ALEKSEY: Нет, я только предлагаю, а решите вы втроём. Учредители сокращают свою зарплату на тридцать процентов на два квартала, то есть до осени. Эти деньги идут в гарантированный минимум бонуса для продаж и линии.</w:t>
+      </w:r>
+    </w:p>
+    <w:p>
+      <w:pPr>
+        <w:pStyle w:val="BodyText"/>
+      </w:pPr>
+      <w:r>
+        <w:t xml:space="preserve">IRINA: Тридцать процентов с нас троих — это примерно двести тысяч в месяц.</w:t>
+      </w:r>
+    </w:p>
+    <w:p>
+      <w:pPr>
+        <w:pStyle w:val="BodyText"/>
+      </w:pPr>
+      <w:r>
+        <w:t xml:space="preserve">OLGA: Алексей, у меня ведь тоже ипотека. Одна, но она есть.</w:t>
+      </w:r>
+    </w:p>
+    <w:p>
+      <w:pPr>
+        <w:pStyle w:val="BodyText"/>
+      </w:pPr>
+      <w:r>
+        <w:t xml:space="preserve">ALEKSEY: Знаю, поэтому я и предлагаю, а не решаю за вас.</w:t>
+      </w:r>
+    </w:p>
+    <w:p>
+      <w:pPr>
+        <w:pStyle w:val="BodyText"/>
+      </w:pPr>
+      <w:r>
+        <w:t xml:space="preserve">OLGA: Хорошо, давайте честно. Мне будет тяжело. Но двадцать лет я работала там, где директор получал в двадцать раз больше меня. Здесь, наконец, всё иначе, и это для меня важнее денег. Я согласна.</w:t>
+      </w:r>
+    </w:p>
+    <w:p>
+      <w:pPr>
+        <w:pStyle w:val="BodyText"/>
+      </w:pPr>
+      <w:r>
+        <w:t xml:space="preserve">IRINA: Я тоже согласна, но с одним условием: в протоколе это записано как временная мера, с датой окончания.</w:t>
+      </w:r>
+    </w:p>
+    <w:p>
+      <w:pPr>
+        <w:pStyle w:val="BodyText"/>
+      </w:pPr>
+      <w:r>
+        <w:t xml:space="preserve">ALEKSEY: Тогда пусть это будет тридцатое сентября.</w:t>
+      </w:r>
+    </w:p>
+    <w:p>
+      <w:pPr>
+        <w:pStyle w:val="BodyText"/>
+      </w:pPr>
+      <w:r>
+        <w:t xml:space="preserve">IRINA: Записала: до тридцатого сентября.</w:t>
+      </w:r>
+    </w:p>
+    <w:p>
+      <w:pPr>
+        <w:pStyle w:val="BodyText"/>
+      </w:pPr>
+      <w:r>
+        <w:t xml:space="preserve">OLEG: Подождите. Вы урезаете себе зарплату, чтобы платить нам бонус?</w:t>
+      </w:r>
+    </w:p>
+    <w:p>
+      <w:pPr>
+        <w:pStyle w:val="BodyText"/>
+      </w:pPr>
+      <w:r>
+        <w:t xml:space="preserve">ALEKSEY: Чтобы платить вам минимум, и не за продажи, а за то, что вы остаётесь честными, когда это дорого. Это тоже работа, и, может быть, самая трудная работа в этом квартале.</w:t>
+      </w:r>
+    </w:p>
+    <w:p>
+      <w:pPr>
+        <w:pStyle w:val="BodyText"/>
+      </w:pPr>
+      <w:r>
+        <w:t xml:space="preserve">OLEG: Это… Я даже не знаю, что сказать.</w:t>
+      </w:r>
+    </w:p>
+    <w:p>
+      <w:pPr>
+        <w:pStyle w:val="BodyText"/>
+      </w:pPr>
+      <w:r>
+        <w:t xml:space="preserve">KIRILL: Можно я тоже буду участвовать? Двадцать процентов моей зарплаты пойдут в тот же минимум.</w:t>
+      </w:r>
+    </w:p>
+    <w:p>
+      <w:pPr>
+        <w:pStyle w:val="BodyText"/>
+      </w:pPr>
+      <w:r>
+        <w:t xml:space="preserve">ALEKSEY: Кирилл, вы ведь работаете в компании всего восемь месяцев.</w:t>
+      </w:r>
+    </w:p>
+    <w:p>
+      <w:pPr>
+        <w:pStyle w:val="BodyText"/>
+      </w:pPr>
+      <w:r>
+        <w:t xml:space="preserve">KIRILL: Знаю. Но у меня нет ипотеки, и есть… родственники, которые помогут, если что-то случится.</w:t>
+      </w:r>
+    </w:p>
+    <w:p>
+      <w:pPr>
+        <w:pStyle w:val="BodyText"/>
+      </w:pPr>
+      <w:r>
+        <w:t xml:space="preserve">DIMA: Родственники? Но ты же говорил, что ты сам по себе.</w:t>
+      </w:r>
+    </w:p>
+    <w:p>
+      <w:pPr>
+        <w:pStyle w:val="BodyText"/>
+      </w:pPr>
+      <w:r>
+        <w:t xml:space="preserve">KIRILL: Шесть месяцев прошли в январе, и я обещал сказать сам, когда будет повод. Борис Игоревич Ланской — мой дядя, мама — его сестра. Я молчал, потому что хотел, чтобы меня оценивали только по работе.</w:t>
+      </w:r>
+    </w:p>
+    <w:p>
+      <w:pPr>
+        <w:pStyle w:val="BodyText"/>
+      </w:pPr>
+      <w:r>
+        <w:t xml:space="preserve">OLGA: Мы знали, Кирилл, ещё с июля. А Дима, кажется, догадался сам.</w:t>
+      </w:r>
+    </w:p>
+    <w:p>
+      <w:pPr>
+        <w:pStyle w:val="BodyText"/>
+      </w:pPr>
+      <w:r>
+        <w:t xml:space="preserve">OLEG: Алексей Николаевич, тогда и я скажу сразу. В пятницу я ходил на собеседование в «Северную Фарму».</w:t>
+      </w:r>
+    </w:p>
+    <w:p>
+      <w:pPr>
+        <w:pStyle w:val="BodyText"/>
+      </w:pPr>
+      <w:r>
+        <w:t xml:space="preserve">DIMA: Ты ходил к Волкову?</w:t>
+      </w:r>
+    </w:p>
+    <w:p>
+      <w:pPr>
+        <w:pStyle w:val="BodyText"/>
+      </w:pPr>
+      <w:r>
+        <w:t xml:space="preserve">OLEG: Да, к Волкову. Мне предложили на тридцать процентов больше, с процентом с продаж, без экзаменов и без кодов.</w:t>
+      </w:r>
+    </w:p>
+    <w:p>
+      <w:pPr>
+        <w:pStyle w:val="BodyText"/>
+      </w:pPr>
+      <w:r>
+        <w:t xml:space="preserve">ALEKSEY: Спасибо, что сказали сами, и не через неделю, а сегодня.</w:t>
+      </w:r>
+    </w:p>
+    <w:p>
+      <w:pPr>
+        <w:pStyle w:val="BodyText"/>
+      </w:pPr>
+      <w:r>
+        <w:t xml:space="preserve">OLEG: Вы на меня не злитесь?</w:t>
+      </w:r>
+    </w:p>
+    <w:p>
+      <w:pPr>
+        <w:pStyle w:val="BodyText"/>
+      </w:pPr>
+      <w:r>
+        <w:t xml:space="preserve">ALEKSEY: Нет. Вы взрослый человек с ипотекой. Если решите уйти, я напишу вам хорошую рекомендацию.</w:t>
+      </w:r>
+    </w:p>
+    <w:p>
+      <w:pPr>
+        <w:pStyle w:val="BodyText"/>
+      </w:pPr>
+      <w:r>
+        <w:t xml:space="preserve">OLEG: Даже если я уйду к Волкову?</w:t>
+      </w:r>
+    </w:p>
+    <w:p>
+      <w:pPr>
+        <w:pStyle w:val="BodyText"/>
+      </w:pPr>
+      <w:r>
+        <w:t xml:space="preserve">ALEKSEY: Даже к Волкову. Вы полгода продавали честно, и это будет в рекомендации. Пусть Волков её прочитает.</w:t>
       </w:r>
     </w:p>
     <w:bookmarkEnd w:id="23"/>
@@ -2047,79 +2047,79 @@
         <w:pStyle w:val="FirstParagraph"/>
       </w:pPr>
       <w:r>
-        <w:t xml:space="preserve">VOLKOV: Алексей Николаевич? Волков. Сергей Павлович. Помните меня?</w:t>
-      </w:r>
-    </w:p>
-    <w:p>
-      <w:pPr>
-        <w:pStyle w:val="BodyText"/>
-      </w:pPr>
-      <w:r>
-        <w:t xml:space="preserve">ALEKSEY: Помню. Конференция. Карточка в третьей строке.</w:t>
-      </w:r>
-    </w:p>
-    <w:p>
-      <w:pPr>
-        <w:pStyle w:val="BodyText"/>
-      </w:pPr>
-      <w:r>
-        <w:t xml:space="preserve">VOLKOV: В третьей строке. Лестно. Звоню по-соседски. Ваш Олег пришёл ко мне в пятницу.</w:t>
-      </w:r>
-    </w:p>
-    <w:p>
-      <w:pPr>
-        <w:pStyle w:val="BodyText"/>
-      </w:pPr>
-      <w:r>
-        <w:t xml:space="preserve">ALEKSEY: Знаю. Он сказал сам. Сегодня утром.</w:t>
-      </w:r>
-    </w:p>
-    <w:p>
-      <w:pPr>
-        <w:pStyle w:val="BodyText"/>
-      </w:pPr>
-      <w:r>
-        <w:t xml:space="preserve">VOLKOV: Сам? Интересно. У меня люди сами не говорят. Вы не против, если возьму?</w:t>
-      </w:r>
-    </w:p>
-    <w:p>
-      <w:pPr>
-        <w:pStyle w:val="BodyText"/>
-      </w:pPr>
-      <w:r>
-        <w:t xml:space="preserve">ALEKSEY: Это его решение, а не моё. Если он придёт — получите хорошего менеджера. Честного.</w:t>
-      </w:r>
-    </w:p>
-    <w:p>
-      <w:pPr>
-        <w:pStyle w:val="BodyText"/>
-      </w:pPr>
-      <w:r>
-        <w:t xml:space="preserve">VOLKOV: Честного. Это проблема, Алексей Николаевич. Честные плохо делают план в декабре.</w:t>
-      </w:r>
-    </w:p>
-    <w:p>
-      <w:pPr>
-        <w:pStyle w:val="BodyText"/>
-      </w:pPr>
-      <w:r>
-        <w:t xml:space="preserve">ALEKSEY: Я десять лет делал. Пока не ушёл.</w:t>
-      </w:r>
-    </w:p>
-    <w:p>
-      <w:pPr>
-        <w:pStyle w:val="BodyText"/>
-      </w:pPr>
-      <w:r>
-        <w:t xml:space="preserve">VOLKOV: Слышал. Но звоню не только из-за Олега. Слышал про ваши коды. И про минус двадцать два процента за февраль. В отрасли новости идут быстрее, чем фуры из Казахстана.</w:t>
-      </w:r>
-    </w:p>
-    <w:p>
-      <w:pPr>
-        <w:pStyle w:val="BodyText"/>
-      </w:pPr>
-      <w:r>
-        <w:t xml:space="preserve">ALEKSEY: Быстро слышите.</w:t>
+        <w:t xml:space="preserve">VOLKOV: Алексей Николаевич? Это Волков, Сергей Павлович. Вы меня помните?</w:t>
+      </w:r>
+    </w:p>
+    <w:p>
+      <w:pPr>
+        <w:pStyle w:val="BodyText"/>
+      </w:pPr>
+      <w:r>
+        <w:t xml:space="preserve">ALEKSEY: Помню: конференция и карточка в третьей строке.</w:t>
+      </w:r>
+    </w:p>
+    <w:p>
+      <w:pPr>
+        <w:pStyle w:val="BodyText"/>
+      </w:pPr>
+      <w:r>
+        <w:t xml:space="preserve">VOLKOV: В третьей строке, как лестно. Я звоню по-соседски: ваш Олег пришёл ко мне в пятницу.</w:t>
+      </w:r>
+    </w:p>
+    <w:p>
+      <w:pPr>
+        <w:pStyle w:val="BodyText"/>
+      </w:pPr>
+      <w:r>
+        <w:t xml:space="preserve">ALEKSEY: Знаю, он сам мне сказал сегодня утром.</w:t>
+      </w:r>
+    </w:p>
+    <w:p>
+      <w:pPr>
+        <w:pStyle w:val="BodyText"/>
+      </w:pPr>
+      <w:r>
+        <w:t xml:space="preserve">VOLKOV: Сам? Интересно, потому что у меня люди сами ничего не говорят. Вы не против, если я его возьму?</w:t>
+      </w:r>
+    </w:p>
+    <w:p>
+      <w:pPr>
+        <w:pStyle w:val="BodyText"/>
+      </w:pPr>
+      <w:r>
+        <w:t xml:space="preserve">ALEKSEY: Это его решение, а не моё. Если он к вам придёт, вы получите хорошего и честного менеджера.</w:t>
+      </w:r>
+    </w:p>
+    <w:p>
+      <w:pPr>
+        <w:pStyle w:val="BodyText"/>
+      </w:pPr>
+      <w:r>
+        <w:t xml:space="preserve">VOLKOV: Честного… В этом и проблема, Алексей Николаевич: честные плохо делают план в декабре.</w:t>
+      </w:r>
+    </w:p>
+    <w:p>
+      <w:pPr>
+        <w:pStyle w:val="BodyText"/>
+      </w:pPr>
+      <w:r>
+        <w:t xml:space="preserve">ALEKSEY: Я десять лет делал этот план, пока не ушёл.</w:t>
+      </w:r>
+    </w:p>
+    <w:p>
+      <w:pPr>
+        <w:pStyle w:val="BodyText"/>
+      </w:pPr>
+      <w:r>
+        <w:t xml:space="preserve">VOLKOV: Слышал. Но звоню я не только из-за Олега. Я слышал про ваши коды и про минус двадцать два процента за февраль. В отрасли новости идут быстрее, чем фуры из Казахстана.</w:t>
+      </w:r>
+    </w:p>
+    <w:p>
+      <w:pPr>
+        <w:pStyle w:val="BodyText"/>
+      </w:pPr>
+      <w:r>
+        <w:t xml:space="preserve">ALEKSEY: Вы очень быстро всё слышите, Сергей Павлович.</w:t>
       </w:r>
     </w:p>
     <w:p>
@@ -2143,103 +2143,103 @@
         <w:pStyle w:val="BodyText"/>
       </w:pPr>
       <w:r>
-        <w:t xml:space="preserve">VOLKOV: Сказал. Но прошёл только год, и звоню я, а не вы. Значит, я ошибся на целый год. Или вы сильнее, чем я думал на той конференции.</w:t>
-      </w:r>
-    </w:p>
-    <w:p>
-      <w:pPr>
-        <w:pStyle w:val="BodyText"/>
-      </w:pPr>
-      <w:r>
-        <w:t xml:space="preserve">ALEKSEY: Чего вы хотите, Сергей Павлович?</w:t>
-      </w:r>
-    </w:p>
-    <w:p>
-      <w:pPr>
-        <w:pStyle w:val="BodyText"/>
-      </w:pPr>
-      <w:r>
-        <w:t xml:space="preserve">VOLKOV: Пока — ничего. Хочу сказать одну вещь бесплатно. Серый товар бьёт и по мне. Бойко продаёт и мой бренд, итальянский, с моими наклейками. Узнал этой зимой.</w:t>
-      </w:r>
-    </w:p>
-    <w:p>
-      <w:pPr>
-        <w:pStyle w:val="BodyText"/>
-      </w:pPr>
-      <w:r>
-        <w:t xml:space="preserve">ALEKSEY: Ваш тоже? Подделки?</w:t>
-      </w:r>
-    </w:p>
-    <w:p>
-      <w:pPr>
-        <w:pStyle w:val="BodyText"/>
-      </w:pPr>
-      <w:r>
-        <w:t xml:space="preserve">VOLKOV: Подделки. Три случая за зиму. Я молчал. Вы — нет. Ваша открытка ходит по моим клиникам.</w:t>
-      </w:r>
-    </w:p>
-    <w:p>
-      <w:pPr>
-        <w:pStyle w:val="BodyText"/>
-      </w:pPr>
-      <w:r>
-        <w:t xml:space="preserve">ALEKSEY: Тогда скажите вслух. Вместе это громче.</w:t>
-      </w:r>
-    </w:p>
-    <w:p>
-      <w:pPr>
-        <w:pStyle w:val="BodyText"/>
-      </w:pPr>
-      <w:r>
-        <w:t xml:space="preserve">VOLKOV: Вместе. Вы предлагаете мне союз? Против Бойко?</w:t>
-      </w:r>
-    </w:p>
-    <w:p>
-      <w:pPr>
-        <w:pStyle w:val="BodyText"/>
-      </w:pPr>
-      <w:r>
-        <w:t xml:space="preserve">ALEKSEY: Не против Бойко. За коды. За маркировку для всех, не только для нас. Для всей отрасли. Если у каждого шприца будет код, Бойко станет просто ненужным.</w:t>
-      </w:r>
-    </w:p>
-    <w:p>
-      <w:pPr>
-        <w:pStyle w:val="BodyText"/>
-      </w:pPr>
-      <w:r>
-        <w:t xml:space="preserve">VOLKOV: Маркировка для всей отрасли. Через месяц в Минпромторге отраслевой круглый стол. Про маркировку медицинских изделий. Я в списке участников. Вас, Алексей Николаевич, в этом списке нет.</w:t>
-      </w:r>
-    </w:p>
-    <w:p>
-      <w:pPr>
-        <w:pStyle w:val="BodyText"/>
-      </w:pPr>
-      <w:r>
-        <w:t xml:space="preserve">ALEKSEY: Значит, надо, чтобы был.</w:t>
-      </w:r>
-    </w:p>
-    <w:p>
-      <w:pPr>
-        <w:pStyle w:val="BodyText"/>
-      </w:pPr>
-      <w:r>
-        <w:t xml:space="preserve">VOLKOV: Я подумаю. Не обещаю. Я никогда ничего не обещаю бесплатно. До свидания.</w:t>
-      </w:r>
-    </w:p>
-    <w:p>
-      <w:pPr>
-        <w:pStyle w:val="BodyText"/>
-      </w:pPr>
-      <w:r>
-        <w:t xml:space="preserve">ALEKSEY: Спасибо, Сергей Павлович. За Олега тоже.</w:t>
-      </w:r>
-    </w:p>
-    <w:p>
-      <w:pPr>
-        <w:pStyle w:val="BodyText"/>
-      </w:pPr>
-      <w:r>
-        <w:t xml:space="preserve">VOLKOV: За Олега не благодарите. Он ещё не пришёл.</w:t>
+        <w:t xml:space="preserve">VOLKOV: Сказал. Но прошёл только год, и звоню я, а не вы. Значит, я ошибся на целый год. Или вы сильнее, чем я думал на той конференции, когда смотрел на вашу карточку.</w:t>
+      </w:r>
+    </w:p>
+    <w:p>
+      <w:pPr>
+        <w:pStyle w:val="BodyText"/>
+      </w:pPr>
+      <w:r>
+        <w:t xml:space="preserve">ALEKSEY: Чего вы хотите, Сергей Павлович? Давайте по делу.</w:t>
+      </w:r>
+    </w:p>
+    <w:p>
+      <w:pPr>
+        <w:pStyle w:val="BodyText"/>
+      </w:pPr>
+      <w:r>
+        <w:t xml:space="preserve">VOLKOV: Пока ничего. Хочу сказать вам одну вещь бесплатно. Серый товар бьёт и по мне. Бойко продаёт и мой бренд, итальянский, с моими наклейками, и я узнал об этом этой зимой.</w:t>
+      </w:r>
+    </w:p>
+    <w:p>
+      <w:pPr>
+        <w:pStyle w:val="BodyText"/>
+      </w:pPr>
+      <w:r>
+        <w:t xml:space="preserve">ALEKSEY: Ваш тоже? Вы имеете в виду подделки?</w:t>
+      </w:r>
+    </w:p>
+    <w:p>
+      <w:pPr>
+        <w:pStyle w:val="BodyText"/>
+      </w:pPr>
+      <w:r>
+        <w:t xml:space="preserve">VOLKOV: Да, подделки, три случая за зиму. Я молчал, а вы нет. Ваша открытка ходит по моим клиникам.</w:t>
+      </w:r>
+    </w:p>
+    <w:p>
+      <w:pPr>
+        <w:pStyle w:val="BodyText"/>
+      </w:pPr>
+      <w:r>
+        <w:t xml:space="preserve">ALEKSEY: Тогда скажите об этом вслух. Вместе это будет громче.</w:t>
+      </w:r>
+    </w:p>
+    <w:p>
+      <w:pPr>
+        <w:pStyle w:val="BodyText"/>
+      </w:pPr>
+      <w:r>
+        <w:t xml:space="preserve">VOLKOV: Вместе? Вы что, предлагаете мне союз против Бойко?</w:t>
+      </w:r>
+    </w:p>
+    <w:p>
+      <w:pPr>
+        <w:pStyle w:val="BodyText"/>
+      </w:pPr>
+      <w:r>
+        <w:t xml:space="preserve">ALEKSEY: Не против Бойко, а за коды. За маркировку для всех, а не только для нас, для всей отрасли. Если у каждого шприца будет код, Бойко станет просто ненужным, и бороться с ним уже не придётся.</w:t>
+      </w:r>
+    </w:p>
+    <w:p>
+      <w:pPr>
+        <w:pStyle w:val="BodyText"/>
+      </w:pPr>
+      <w:r>
+        <w:t xml:space="preserve">VOLKOV: Маркировка для всей отрасли… Через месяц в Минпромторге будет отраслевой круглый стол про маркировку медицинских изделий. Я в списке участников, а вас, Алексей Николаевич, в этом списке, к сожалению, пока нет.</w:t>
+      </w:r>
+    </w:p>
+    <w:p>
+      <w:pPr>
+        <w:pStyle w:val="BodyText"/>
+      </w:pPr>
+      <w:r>
+        <w:t xml:space="preserve">ALEKSEY: Значит, нужно сделать так, чтобы я там был.</w:t>
+      </w:r>
+    </w:p>
+    <w:p>
+      <w:pPr>
+        <w:pStyle w:val="BodyText"/>
+      </w:pPr>
+      <w:r>
+        <w:t xml:space="preserve">VOLKOV: Я подумаю, но ничего не обещаю. Я никогда ничего не обещаю бесплатно. До свидания.</w:t>
+      </w:r>
+    </w:p>
+    <w:p>
+      <w:pPr>
+        <w:pStyle w:val="BodyText"/>
+      </w:pPr>
+      <w:r>
+        <w:t xml:space="preserve">ALEKSEY: Спасибо, Сергей Павлович. И за Олега тоже спасибо.</w:t>
+      </w:r>
+    </w:p>
+    <w:p>
+      <w:pPr>
+        <w:pStyle w:val="BodyText"/>
+      </w:pPr>
+      <w:r>
+        <w:t xml:space="preserve">VOLKOV: За Олега не благодарите, ведь он ко мне ещё не пришёл.</w:t>
       </w:r>
     </w:p>
     <w:bookmarkEnd w:id="24"/>
@@ -2257,119 +2257,119 @@
         <w:pStyle w:val="FirstParagraph"/>
       </w:pPr>
       <w:r>
-        <w:t xml:space="preserve">DIMA: Алексей Николаевич. Тула. Доктор Терентьев. Одна из двух ушедших клиник.</w:t>
-      </w:r>
-    </w:p>
-    <w:p>
-      <w:pPr>
-        <w:pStyle w:val="BodyText"/>
-      </w:pPr>
-      <w:r>
-        <w:t xml:space="preserve">ALEKSEY: Что он хочет?</w:t>
-      </w:r>
-    </w:p>
-    <w:p>
-      <w:pPr>
-        <w:pStyle w:val="BodyText"/>
-      </w:pPr>
-      <w:r>
-        <w:t xml:space="preserve">DIMA: Я позвонил ему сегодня. Про отсрочку тридцать дней. И про коробку по пять.</w:t>
-      </w:r>
-    </w:p>
-    <w:p>
-      <w:pPr>
-        <w:pStyle w:val="BodyText"/>
-      </w:pPr>
-      <w:r>
-        <w:t xml:space="preserve">ALEKSEY: И?</w:t>
-      </w:r>
-    </w:p>
-    <w:p>
-      <w:pPr>
-        <w:pStyle w:val="BodyText"/>
-      </w:pPr>
-      <w:r>
-        <w:t xml:space="preserve">DIMA: Он сказал: «Отсрочка — это то, что мне было нужно. Не скидка». Возвращается. С апреля.</w:t>
-      </w:r>
-    </w:p>
-    <w:p>
-      <w:pPr>
-        <w:pStyle w:val="BodyText"/>
-      </w:pPr>
-      <w:r>
-        <w:t xml:space="preserve">IRINA: Первый. Из шести. Записываю.</w:t>
-      </w:r>
-    </w:p>
-    <w:p>
-      <w:pPr>
-        <w:pStyle w:val="BodyText"/>
-      </w:pPr>
-      <w:r>
-        <w:t xml:space="preserve">OLGA: Один из шести. Это семнадцать процентов. Для одного дня — хорошо.</w:t>
-      </w:r>
-    </w:p>
-    <w:p>
-      <w:pPr>
-        <w:pStyle w:val="BodyText"/>
-      </w:pPr>
-      <w:r>
-        <w:t xml:space="preserve">OLEG: Можно? Я подумал. Остаюсь. До сентября точно. Потом посмотрим.</w:t>
-      </w:r>
-    </w:p>
-    <w:p>
-      <w:pPr>
-        <w:pStyle w:val="BodyText"/>
-      </w:pPr>
-      <w:r>
-        <w:t xml:space="preserve">ALEKSEY: Почему до сентября?</w:t>
-      </w:r>
-    </w:p>
-    <w:p>
-      <w:pPr>
-        <w:pStyle w:val="BodyText"/>
-      </w:pPr>
-      <w:r>
-        <w:t xml:space="preserve">OLEG: Тридцатое сентября. Ваша дата. Хочу посмотреть, сдержите ли вы слово.</w:t>
-      </w:r>
-    </w:p>
-    <w:p>
-      <w:pPr>
-        <w:pStyle w:val="BodyText"/>
-      </w:pPr>
-      <w:r>
-        <w:t xml:space="preserve">IRINA: Это лучший аудит, который я слышала за год.</w:t>
-      </w:r>
-    </w:p>
-    <w:p>
-      <w:pPr>
-        <w:pStyle w:val="BodyText"/>
-      </w:pPr>
-      <w:r>
-        <w:t xml:space="preserve">KIRILL: Алексей Николаевич, а Волков? Что он хотел?</w:t>
-      </w:r>
-    </w:p>
-    <w:p>
-      <w:pPr>
-        <w:pStyle w:val="BodyText"/>
-      </w:pPr>
-      <w:r>
-        <w:t xml:space="preserve">ALEKSEY: Что серый товар бьёт и по нему. И что через месяц круглый стол. Без нас.</w:t>
-      </w:r>
-    </w:p>
-    <w:p>
-      <w:pPr>
-        <w:pStyle w:val="BodyText"/>
-      </w:pPr>
-      <w:r>
-        <w:t xml:space="preserve">OLGA: Без нас — это пока. Я знаю, кто составляет такие списки. Двадцать лет знаю.</w:t>
-      </w:r>
-    </w:p>
-    <w:p>
-      <w:pPr>
-        <w:pStyle w:val="BodyText"/>
-      </w:pPr>
-      <w:r>
-        <w:t xml:space="preserve">ALEKSEY: Тогда завтра — список. Мы проигрываем, Дима. Но не всех и не навсегда.</w:t>
+        <w:t xml:space="preserve">DIMA: Алексей Николаевич, звонили из Тулы, доктор Терентьев. Это одна из двух клиник, которые от нас ушли.</w:t>
+      </w:r>
+    </w:p>
+    <w:p>
+      <w:pPr>
+        <w:pStyle w:val="BodyText"/>
+      </w:pPr>
+      <w:r>
+        <w:t xml:space="preserve">ALEKSEY: И чего он хочет?</w:t>
+      </w:r>
+    </w:p>
+    <w:p>
+      <w:pPr>
+        <w:pStyle w:val="BodyText"/>
+      </w:pPr>
+      <w:r>
+        <w:t xml:space="preserve">DIMA: Это я позвонил ему сегодня, рассказал про отсрочку на тридцать дней и про коробку по пять.</w:t>
+      </w:r>
+    </w:p>
+    <w:p>
+      <w:pPr>
+        <w:pStyle w:val="BodyText"/>
+      </w:pPr>
+      <w:r>
+        <w:t xml:space="preserve">ALEKSEY: И что он ответил?</w:t>
+      </w:r>
+    </w:p>
+    <w:p>
+      <w:pPr>
+        <w:pStyle w:val="BodyText"/>
+      </w:pPr>
+      <w:r>
+        <w:t xml:space="preserve">DIMA: Он сказал: «Отсрочка — это то, что мне было нужно. Не скидка». Он возвращается к нам с апреля.</w:t>
+      </w:r>
+    </w:p>
+    <w:p>
+      <w:pPr>
+        <w:pStyle w:val="BodyText"/>
+      </w:pPr>
+      <w:r>
+        <w:t xml:space="preserve">IRINA: Первая клиника из шести вернулась. Записываю.</w:t>
+      </w:r>
+    </w:p>
+    <w:p>
+      <w:pPr>
+        <w:pStyle w:val="BodyText"/>
+      </w:pPr>
+      <w:r>
+        <w:t xml:space="preserve">OLGA: Одна из шести — это семнадцать процентов. Для одного дня это хороший результат.</w:t>
+      </w:r>
+    </w:p>
+    <w:p>
+      <w:pPr>
+        <w:pStyle w:val="BodyText"/>
+      </w:pPr>
+      <w:r>
+        <w:t xml:space="preserve">OLEG: Можно мне сказать? Я подумал и решил остаться, до сентября точно, а потом посмотрим.</w:t>
+      </w:r>
+    </w:p>
+    <w:p>
+      <w:pPr>
+        <w:pStyle w:val="BodyText"/>
+      </w:pPr>
+      <w:r>
+        <w:t xml:space="preserve">ALEKSEY: А почему именно до сентября?</w:t>
+      </w:r>
+    </w:p>
+    <w:p>
+      <w:pPr>
+        <w:pStyle w:val="BodyText"/>
+      </w:pPr>
+      <w:r>
+        <w:t xml:space="preserve">OLEG: Потому что тридцатое сентября — это ваша дата. Хочу посмотреть, сдержите ли вы слово.</w:t>
+      </w:r>
+    </w:p>
+    <w:p>
+      <w:pPr>
+        <w:pStyle w:val="BodyText"/>
+      </w:pPr>
+      <w:r>
+        <w:t xml:space="preserve">IRINA: Это лучший аудит, который я слышала за весь год.</w:t>
+      </w:r>
+    </w:p>
+    <w:p>
+      <w:pPr>
+        <w:pStyle w:val="BodyText"/>
+      </w:pPr>
+      <w:r>
+        <w:t xml:space="preserve">KIRILL: Алексей Николаевич, а что Волков? Чего он хотел?</w:t>
+      </w:r>
+    </w:p>
+    <w:p>
+      <w:pPr>
+        <w:pStyle w:val="BodyText"/>
+      </w:pPr>
+      <w:r>
+        <w:t xml:space="preserve">ALEKSEY: Сказать, что серый товар бьёт и по нему, и что через месяц будет круглый стол, только без нас.</w:t>
+      </w:r>
+    </w:p>
+    <w:p>
+      <w:pPr>
+        <w:pStyle w:val="BodyText"/>
+      </w:pPr>
+      <w:r>
+        <w:t xml:space="preserve">OLGA: «Без нас» — это пока. Я знаю, кто составляет такие списки, и знаю уже двадцать лет.</w:t>
+      </w:r>
+    </w:p>
+    <w:p>
+      <w:pPr>
+        <w:pStyle w:val="BodyText"/>
+      </w:pPr>
+      <w:r>
+        <w:t xml:space="preserve">ALEKSEY: Тогда завтра займёмся списком. Мы проигрываем, Дима. Но не всех клиентов и не навсегда.</w:t>
       </w:r>
     </w:p>
     <w:p>
@@ -3236,7 +3236,7 @@
         <w:t xml:space="preserve">“</w:t>
       </w:r>
       <w:r>
-        <w:t xml:space="preserve">Как у нас три года назад. Только маленький. Серый поставщик продаёт по одному шприцу. Сегодня купил, сегодня уколол, сегодня получил деньги от пациентки. Ни рубля не замёрзло.</w:t>
+        <w:t xml:space="preserve">Как у нас три года назад, только маленьким. Серый поставщик продаёт по одному шприцу. Сегодня купил, сегодня уколол, сегодня получил деньги от пациентки. Ни рубля не замёрзло, и в этом вся их сила.</w:t>
       </w:r>
       <w:r>
         <w:t xml:space="preserve">”</w:t>
@@ -3316,7 +3316,7 @@
               <w:jc w:val="left"/>
             </w:pPr>
             <w:r>
-              <w:t xml:space="preserve">Как у нас три года назад.</w:t>
+              <w:t xml:space="preserve">Как у нас три года назад…</w:t>
             </w:r>
           </w:p>
         </w:tc>
@@ -3354,19 +3354,19 @@
               <w:jc w:val="left"/>
             </w:pPr>
             <w:r>
-              <w:t xml:space="preserve">Только маленький.</w:t>
-            </w:r>
-          </w:p>
-        </w:tc>
-        <w:tc>
-          <w:tcPr/>
-          <w:p>
-            <w:pPr>
-              <w:pStyle w:val="Compact"/>
-              <w:jc w:val="left"/>
-            </w:pPr>
-            <w:r>
-              <w:t xml:space="preserve">только(제한)</w:t>
+              <w:t xml:space="preserve">…только маленьким.</w:t>
+            </w:r>
+          </w:p>
+        </w:tc>
+        <w:tc>
+          <w:tcPr/>
+          <w:p>
+            <w:pPr>
+              <w:pStyle w:val="Compact"/>
+              <w:jc w:val="left"/>
+            </w:pPr>
+            <w:r>
+              <w:t xml:space="preserve">только(제한) + 조격 서술</w:t>
             </w:r>
           </w:p>
         </w:tc>
@@ -3468,19 +3468,19 @@
               <w:jc w:val="left"/>
             </w:pPr>
             <w:r>
-              <w:t xml:space="preserve">Ни рубля не замёрзло.</w:t>
-            </w:r>
-          </w:p>
-        </w:tc>
-        <w:tc>
-          <w:tcPr/>
-          <w:p>
-            <w:pPr>
-              <w:pStyle w:val="Compact"/>
-              <w:jc w:val="left"/>
-            </w:pPr>
-            <w:r>
-              <w:t xml:space="preserve">부정 생격(ни рубля)</w:t>
+              <w:t xml:space="preserve">Ни рубля не замёрзло, и в этом вся их сила.</w:t>
+            </w:r>
+          </w:p>
+        </w:tc>
+        <w:tc>
+          <w:tcPr/>
+          <w:p>
+            <w:pPr>
+              <w:pStyle w:val="Compact"/>
+              <w:jc w:val="left"/>
+            </w:pPr>
+            <w:r>
+              <w:t xml:space="preserve">부정 생격(ни рубля) + в этом(바로 그 점에)</w:t>
             </w:r>
           </w:p>
         </w:tc>
@@ -3504,7 +3504,7 @@
         <w:t xml:space="preserve">“</w:t>
       </w:r>
       <w:r>
-        <w:t xml:space="preserve">Как у нас… Только… X продаёт по… Сегодня…, сегодня…, сегодня… Ни… не…</w:t>
+        <w:t xml:space="preserve">Как у нас…, только… X продаёт по… Сегодня…, сегодня…, сегодня… Ни… не…, и в этом вся…</w:t>
       </w:r>
       <w:r>
         <w:t xml:space="preserve">”</w:t>
@@ -3523,7 +3523,7 @@
         <w:t xml:space="preserve"> </w:t>
       </w:r>
       <w:r>
-        <w:t xml:space="preserve">как · только · ни… не</w:t>
+        <w:t xml:space="preserve">как · только · ни… не · и в этом</w:t>
       </w:r>
       <w:r>
         <w:t xml:space="preserve"> </w:t>
@@ -3539,7 +3539,7 @@
         <w:t xml:space="preserve"> </w:t>
       </w:r>
       <w:r>
-        <w:t xml:space="preserve">경쟁자의 사업 모델이 고객의 현금 흐름에 왜 유리한지 25~30단어로 설명하기.</w:t>
+        <w:t xml:space="preserve">경쟁자의 사업 모델이 고객의 현금 흐름에 왜 유리한지 30~50단어로 설명하기.</w:t>
       </w:r>
     </w:p>
     <w:bookmarkEnd w:id="30"/>
@@ -4018,63 +4018,63 @@
         <w:pStyle w:val="FirstParagraph"/>
       </w:pPr>
       <w:r>
-        <w:t xml:space="preserve">이리나: 다 모였어요. 일곱 명. 영업, 상담선, 등록, 재무. 시작해요.</w:t>
-      </w:r>
-    </w:p>
-    <w:p>
-      <w:pPr>
-        <w:pStyle w:val="BodyText"/>
-      </w:pPr>
-      <w:r>
-        <w:t xml:space="preserve">알렉세이: 오늘의 규칙. 각자 생각하는 걸 말해요. 그게 나한테 불편한 말이라도.</w:t>
-      </w:r>
-    </w:p>
-    <w:p>
-      <w:pPr>
-        <w:pStyle w:val="BodyText"/>
-      </w:pPr>
-      <w:r>
-        <w:t xml:space="preserve">올레그: 그럼 제가 먼저요. 올레그, 매니저, 입사 반년. 해도 돼요?</w:t>
-      </w:r>
-    </w:p>
-    <w:p>
-      <w:pPr>
-        <w:pStyle w:val="BodyText"/>
-      </w:pPr>
-      <w:r>
-        <w:t xml:space="preserve">알렉세이: 해요, 올레그.</w:t>
-      </w:r>
-    </w:p>
-    <w:p>
-      <w:pPr>
-        <w:pStyle w:val="BodyText"/>
-      </w:pPr>
-      <w:r>
-        <w:t xml:space="preserve">올레그: 2월 보너스가 40퍼센트 떨어졌어요. 클리닉들이 싼 데로 갔어요.</w:t>
-      </w:r>
-    </w:p>
-    <w:p>
-      <w:pPr>
-        <w:pStyle w:val="BodyText"/>
-      </w:pPr>
-      <w:r>
-        <w:t xml:space="preserve">디마: 다 떨어졌어. 나도.</w:t>
-      </w:r>
-    </w:p>
-    <w:p>
-      <w:pPr>
-        <w:pStyle w:val="BodyText"/>
-      </w:pPr>
-      <w:r>
-        <w:t xml:space="preserve">올레그: 디마, 넌 주택 대출이 없잖아. 난 있어. 그리고 아이가 9월에 1학년이야.</w:t>
-      </w:r>
-    </w:p>
-    <w:p>
-      <w:pPr>
-        <w:pStyle w:val="BodyText"/>
-      </w:pPr>
-      <w:r>
-        <w:t xml:space="preserve">이리나: 올레그, 그건 솔직한 말이에요. 적을게요. 다음.</w:t>
+        <w:t xml:space="preserve">이리나: 다 모였어요, 일곱 명이에요. 영업, 상담선, 등록, 재무. 시작해도 돼요.</w:t>
+      </w:r>
+    </w:p>
+    <w:p>
+      <w:pPr>
+        <w:pStyle w:val="BodyText"/>
+      </w:pPr>
+      <w:r>
+        <w:t xml:space="preserve">알렉세이: 오늘 규칙은 하나예요. 각자 생각하는 걸 말해요, 그게 나한테 불편한 말이라도.</w:t>
+      </w:r>
+    </w:p>
+    <w:p>
+      <w:pPr>
+        <w:pStyle w:val="BodyText"/>
+      </w:pPr>
+      <w:r>
+        <w:t xml:space="preserve">올레그: 그럼 제가 먼저 할게요. 올레그, 매니저고 입사한 지 반년이에요. 말해도 돼요?</w:t>
+      </w:r>
+    </w:p>
+    <w:p>
+      <w:pPr>
+        <w:pStyle w:val="BodyText"/>
+      </w:pPr>
+      <w:r>
+        <w:t xml:space="preserve">알렉세이: 물론이죠, 올레그. 말해요.</w:t>
+      </w:r>
+    </w:p>
+    <w:p>
+      <w:pPr>
+        <w:pStyle w:val="BodyText"/>
+      </w:pPr>
+      <w:r>
+        <w:t xml:space="preserve">올레그: 클리닉들이 싼 공급자로 가서 2월 보너스가 40퍼센트 떨어졌어요.</w:t>
+      </w:r>
+    </w:p>
+    <w:p>
+      <w:pPr>
+        <w:pStyle w:val="BodyText"/>
+      </w:pPr>
+      <w:r>
+        <w:t xml:space="preserve">디마: 다들 떨어졌어, 올레그. 나도 마찬가지야.</w:t>
+      </w:r>
+    </w:p>
+    <w:p>
+      <w:pPr>
+        <w:pStyle w:val="BodyText"/>
+      </w:pPr>
+      <w:r>
+        <w:t xml:space="preserve">올레그: 디마, 넌 주택 대출이 없지만 난 있어. 그리고 아이가 9월에 1학년이 돼.</w:t>
+      </w:r>
+    </w:p>
+    <w:p>
+      <w:pPr>
+        <w:pStyle w:val="BodyText"/>
+      </w:pPr>
+      <w:r>
+        <w:t xml:space="preserve">이리나: 올레그, 그건 솔직한 말이고 적어 둘게요. 다음은 누구예요?</w:t>
       </w:r>
     </w:p>
     <w:p>
@@ -4090,47 +4090,47 @@
         <w:pStyle w:val="BodyText"/>
       </w:pPr>
       <w:r>
-        <w:t xml:space="preserve">올가: 예쁜데, 비싸요. 20년째 듣는 말이에요. 제대로 만든 모든 것에 대해서.</w:t>
-      </w:r>
-    </w:p>
-    <w:p>
-      <w:pPr>
-        <w:pStyle w:val="BodyText"/>
-      </w:pPr>
-      <w:r>
-        <w:t xml:space="preserve">조야: 상담선에선 반대예요. 「있어 줘서 고마워요」. 매일 밤.</w:t>
-      </w:r>
-    </w:p>
-    <w:p>
-      <w:pPr>
-        <w:pStyle w:val="BodyText"/>
-      </w:pPr>
-      <w:r>
-        <w:t xml:space="preserve">올레그: 조야, 「고마워요」로 대출은 못 갚아요.</w:t>
-      </w:r>
-    </w:p>
-    <w:p>
-      <w:pPr>
-        <w:pStyle w:val="BodyText"/>
-      </w:pPr>
-      <w:r>
-        <w:t xml:space="preserve">조야: 못 갚죠. 하지만 어젯밤 그 말이 힘키에서 입술 하나를 살렸어요.</w:t>
-      </w:r>
-    </w:p>
-    <w:p>
-      <w:pPr>
-        <w:pStyle w:val="BodyText"/>
-      </w:pPr>
-      <w:r>
-        <w:t xml:space="preserve">알렉세이: 좋아요. 우리 모두 옳아요. 결정에는 최악의 출발이죠.</w:t>
-      </w:r>
-    </w:p>
-    <w:p>
-      <w:pPr>
-        <w:pStyle w:val="BodyText"/>
-      </w:pPr>
-      <w:r>
-        <w:t xml:space="preserve">이리나: 그럼 숫자부터. 숫자는 옳지 않아요. 그냥 있을 뿐이에요.</w:t>
+        <w:t xml:space="preserve">올가: 「예쁜데, 비싸요」… 제대로 만든 모든 것에 대해 20년째 듣는 말이에요.</w:t>
+      </w:r>
+    </w:p>
+    <w:p>
+      <w:pPr>
+        <w:pStyle w:val="BodyText"/>
+      </w:pPr>
+      <w:r>
+        <w:t xml:space="preserve">조야: 그런데 상담선에선 정반대예요: 「있어 줘서 고마워요」. 매일 밤 그래요.</w:t>
+      </w:r>
+    </w:p>
+    <w:p>
+      <w:pPr>
+        <w:pStyle w:val="BodyText"/>
+      </w:pPr>
+      <w:r>
+        <w:t xml:space="preserve">올레그: 조야, 안타깝지만 「고마워요」로 대출은 못 갚아요.</w:t>
+      </w:r>
+    </w:p>
+    <w:p>
+      <w:pPr>
+        <w:pStyle w:val="BodyText"/>
+      </w:pPr>
+      <w:r>
+        <w:t xml:space="preserve">조야: 못 갚죠, 맞아요. 하지만 어젯밤 그 「고마워요」가 힘키에서 입술 하나를 살렸어요.</w:t>
+      </w:r>
+    </w:p>
+    <w:p>
+      <w:pPr>
+        <w:pStyle w:val="BodyText"/>
+      </w:pPr>
+      <w:r>
+        <w:t xml:space="preserve">알렉세이: 좋아요. 그러니까 우리 모두 옳은 건데, 그건 결정에는 최악의 출발이에요.</w:t>
+      </w:r>
+    </w:p>
+    <w:p>
+      <w:pPr>
+        <w:pStyle w:val="BodyText"/>
+      </w:pPr>
+      <w:r>
+        <w:t xml:space="preserve">이리나: 그럼 숫자부터 시작하죠. 숫자는 옳지 않아요. 그냥 있을 뿐이에요.</w:t>
       </w:r>
     </w:p>
     <w:bookmarkEnd w:id="33"/>
@@ -4148,279 +4148,279 @@
         <w:pStyle w:val="FirstParagraph"/>
       </w:pPr>
       <w:r>
-        <w:t xml:space="preserve">알렉세이: 좋아요. 이리나, 화이트보드는 당신 거예요.</w:t>
-      </w:r>
-    </w:p>
-    <w:p>
-      <w:pPr>
-        <w:pStyle w:val="BodyText"/>
-      </w:pPr>
-      <w:r>
-        <w:t xml:space="preserve">이리나: 다섯 가지 안. 보드에. 첫째 — 가격 20퍼센트 인하. 7,800까지.</w:t>
-      </w:r>
-    </w:p>
-    <w:p>
-      <w:pPr>
-        <w:pStyle w:val="BodyText"/>
-      </w:pPr>
-      <w:r>
-        <w:t xml:space="preserve">디마: 주사기당 얼마 남아요?</w:t>
-      </w:r>
-    </w:p>
-    <w:p>
-      <w:pPr>
-        <w:pStyle w:val="BodyText"/>
-      </w:pPr>
-      <w:r>
-        <w:t xml:space="preserve">이리나: 마이너스 900루블. 손해 보고 파는 거예요. 반년 뒤 문 닫아요. 예쁘고 정직하게.</w:t>
-      </w:r>
-    </w:p>
-    <w:p>
-      <w:pPr>
-        <w:pStyle w:val="BodyText"/>
-      </w:pPr>
-      <w:r>
-        <w:t xml:space="preserve">올레그: 그럼 10퍼센트.</w:t>
-      </w:r>
-    </w:p>
-    <w:p>
-      <w:pPr>
-        <w:pStyle w:val="BodyText"/>
-      </w:pPr>
-      <w:r>
-        <w:t xml:space="preserve">이리나: 주사기당 플러스 20루블. 상담선, 코드, 교육이 안 들어가요. 뭔가를 닫아야 해요.</w:t>
-      </w:r>
-    </w:p>
-    <w:p>
-      <w:pPr>
-        <w:pStyle w:val="BodyText"/>
-      </w:pPr>
-      <w:r>
-        <w:t xml:space="preserve">올가: 상담선은 못 닫아요. 코드도 — 못 닫아요. 교육도 — 못 닫아요. 그게 우리예요.</w:t>
-      </w:r>
-    </w:p>
-    <w:p>
-      <w:pPr>
-        <w:pStyle w:val="BodyText"/>
-      </w:pPr>
-      <w:r>
-        <w:t xml:space="preserve">알렉세이: 동의해요. 10퍼센트는 우리 자신을 조금씩 닫는 거예요.</w:t>
-      </w:r>
-    </w:p>
-    <w:p>
-      <w:pPr>
-        <w:pStyle w:val="BodyText"/>
-      </w:pPr>
-      <w:r>
-        <w:t xml:space="preserve">이리나: 둘째. 현금 할인. 다들 하는 것처럼.</w:t>
-      </w:r>
-    </w:p>
-    <w:p>
-      <w:pPr>
-        <w:pStyle w:val="BodyText"/>
-      </w:pPr>
-      <w:r>
-        <w:t xml:space="preserve">알렉세이: 안 돼요.</w:t>
-      </w:r>
-    </w:p>
-    <w:p>
-      <w:pPr>
-        <w:pStyle w:val="BodyText"/>
-      </w:pPr>
-      <w:r>
-        <w:t xml:space="preserve">이리나: 알아요. 소리 내서 지우려고 썼어요. 지울게요.</w:t>
-      </w:r>
-    </w:p>
-    <w:p>
-      <w:pPr>
-        <w:pStyle w:val="BodyText"/>
-      </w:pPr>
-      <w:r>
-        <w:t xml:space="preserve">키릴: 셋째는요?</w:t>
-      </w:r>
-    </w:p>
-    <w:p>
-      <w:pPr>
-        <w:pStyle w:val="BodyText"/>
-      </w:pPr>
-      <w:r>
-        <w:t xml:space="preserve">이리나: 셋째 — 두 번째 브랜드. 코드도, 상담선도 없는 싼 젤. 가격만.</w:t>
-      </w:r>
-    </w:p>
-    <w:p>
-      <w:pPr>
-        <w:pStyle w:val="BodyText"/>
-      </w:pPr>
-      <w:r>
-        <w:t xml:space="preserve">올가: 그럼 우린 서류 있는 보이코가 돼요. 안 돼요.</w:t>
-      </w:r>
-    </w:p>
-    <w:p>
-      <w:pPr>
-        <w:pStyle w:val="BodyText"/>
-      </w:pPr>
-      <w:r>
-        <w:t xml:space="preserve">이리나: 지울게요. 넷째 — 기다리기. 회색 상품이 바닥나고, 신고가 효과를 내고, 클리닉이 돌아온다.</w:t>
-      </w:r>
-    </w:p>
-    <w:p>
-      <w:pPr>
-        <w:pStyle w:val="BodyText"/>
-      </w:pPr>
-      <w:r>
-        <w:t xml:space="preserve">올레그: 얼마나 기다려요?</w:t>
-      </w:r>
-    </w:p>
-    <w:p>
-      <w:pPr>
-        <w:pStyle w:val="BodyText"/>
-      </w:pPr>
-      <w:r>
-        <w:t xml:space="preserve">이리나: 몰라요. 반년. 1년. 경찰에 달린 건 계산할 줄 몰라요.</w:t>
-      </w:r>
-    </w:p>
-    <w:p>
-      <w:pPr>
-        <w:pStyle w:val="BodyText"/>
-      </w:pPr>
-      <w:r>
-        <w:t xml:space="preserve">올레그: 1년은 못 버텨요.</w:t>
-      </w:r>
-    </w:p>
-    <w:p>
-      <w:pPr>
-        <w:pStyle w:val="BodyText"/>
-      </w:pPr>
-      <w:r>
-        <w:t xml:space="preserve">이리나: 다섯째 안. 가격에 관한 게 아니에요. 어젯밤에 찾았어요, 떠난 클리닉 여섯 곳에 전부 전화했을 때. 직접, 매니저 없이, 진실을 다 듣기 위해서.</w:t>
-      </w:r>
-    </w:p>
-    <w:p>
-      <w:pPr>
-        <w:pStyle w:val="BodyText"/>
-      </w:pPr>
-      <w:r>
-        <w:t xml:space="preserve">알렉세이: 매니저 없이? 왜요?</w:t>
-      </w:r>
-    </w:p>
-    <w:p>
-      <w:pPr>
-        <w:pStyle w:val="BodyText"/>
-      </w:pPr>
-      <w:r>
-        <w:t xml:space="preserve">이리나: 매니저에겐 정중하게 거짓말해요. 감사인에겐 — 안 해요. 질문 하나만 했어요: 「실제로 왜 떠나셨어요?」</w:t>
-      </w:r>
-    </w:p>
-    <w:p>
-      <w:pPr>
-        <w:pStyle w:val="BodyText"/>
-      </w:pPr>
-      <w:r>
-        <w:t xml:space="preserve">디마: 뭐라고 했어요?</w:t>
-      </w:r>
-    </w:p>
-    <w:p>
-      <w:pPr>
-        <w:pStyle w:val="BodyText"/>
-      </w:pPr>
-      <w:r>
-        <w:t xml:space="preserve">이리나: 네 곳이 같은 말을 했어요. 「비싸다」가 아니라. 「묶인 돈」이라고. 한 달 치 주사기 열 개를 미리 사요. 바로 내고요. 그런데 임대료는 월초에 나가요.</w:t>
-      </w:r>
-    </w:p>
-    <w:p>
-      <w:pPr>
-        <w:pStyle w:val="BodyText"/>
-      </w:pPr>
-      <w:r>
-        <w:t xml:space="preserve">올가: 그럼 가격 문제가 아니네요. 현금 공백 문제예요.</w:t>
-      </w:r>
-    </w:p>
-    <w:p>
-      <w:pPr>
-        <w:pStyle w:val="BodyText"/>
-      </w:pPr>
-      <w:r>
-        <w:t xml:space="preserve">이리나: 3년 전 우리처럼요. 작을 뿐이죠. 회색 공급자는 주사기를 하나씩 팔아요. 오늘 사고, 오늘 놓고, 오늘 환자에게서 돈을 받아요. 1루블도 안 묶여요.</w:t>
-      </w:r>
-    </w:p>
-    <w:p>
-      <w:pPr>
-        <w:pStyle w:val="BodyText"/>
-      </w:pPr>
-      <w:r>
-        <w:t xml:space="preserve">디마: 하나씩. 상자 없이. 그래서 번호도 없고요.</w:t>
-      </w:r>
-    </w:p>
-    <w:p>
-      <w:pPr>
-        <w:pStyle w:val="BodyText"/>
-      </w:pPr>
-      <w:r>
-        <w:t xml:space="preserve">이리나: 그래서 내 다섯째 안. 열 개가 아니라 다섯 개 포장. 그리고 30일 외상. 의사 전원이 우리 시험에 합격한 클리닉만. 외상은 — 교육에 대한 보상처럼.</w:t>
-      </w:r>
-    </w:p>
-    <w:p>
-      <w:pPr>
-        <w:pStyle w:val="BodyText"/>
-      </w:pPr>
-      <w:r>
-        <w:t xml:space="preserve">키릴: 외상은 우리가 클리닉에 돈을 빌려주는 거예요?</w:t>
-      </w:r>
-    </w:p>
-    <w:p>
-      <w:pPr>
-        <w:pStyle w:val="BodyText"/>
-      </w:pPr>
-      <w:r>
-        <w:t xml:space="preserve">이리나: 우리가요. 위험이에요. 한도를 둬요. 전체 300만. 그 이상은 안 돼요.</w:t>
-      </w:r>
-    </w:p>
-    <w:p>
-      <w:pPr>
-        <w:pStyle w:val="BodyText"/>
-      </w:pPr>
-      <w:r>
-        <w:t xml:space="preserve">올레그: 가격은요?</w:t>
-      </w:r>
-    </w:p>
-    <w:p>
-      <w:pPr>
-        <w:pStyle w:val="BodyText"/>
-      </w:pPr>
-      <w:r>
-        <w:t xml:space="preserve">이리나: 가격은 — 그대로. 9,800. 싸지지 않아요. 그들의 돈을 묶어 두지 않을 뿐이에요.</w:t>
-      </w:r>
-    </w:p>
-    <w:p>
-      <w:pPr>
-        <w:pStyle w:val="BodyText"/>
-      </w:pPr>
-      <w:r>
-        <w:t xml:space="preserve">알렉세이: 「임대료가 있다」에 대한 답이네요. 「비싸다」에 대한 답이 아니라.</w:t>
-      </w:r>
-    </w:p>
-    <w:p>
-      <w:pPr>
-        <w:pStyle w:val="BodyText"/>
-      </w:pPr>
-      <w:r>
-        <w:t xml:space="preserve">올가: 다섯 개짜리면 새 상자가 필요해요. 새 설명서. 등록 변경이에요.</w:t>
-      </w:r>
-    </w:p>
-    <w:p>
-      <w:pPr>
-        <w:pStyle w:val="BodyText"/>
-      </w:pPr>
-      <w:r>
-        <w:t xml:space="preserve">이리나: 얼마나 걸려요?</w:t>
-      </w:r>
-    </w:p>
-    <w:p>
-      <w:pPr>
-        <w:pStyle w:val="BodyText"/>
-      </w:pPr>
-      <w:r>
-        <w:t xml:space="preserve">올가: 제대로 쓰면 — 포장 변경 통지예요, 새 심사가 아니라. 한 달. 나자로바에게 물어볼게요. 사건 말고 절차를. 그분은 절차 질문에만 답하니까요.</w:t>
+        <w:t xml:space="preserve">알렉세이: 숫자부터 하죠. 이리나, 화이트보드는 마음대로 쓰세요.</w:t>
+      </w:r>
+    </w:p>
+    <w:p>
+      <w:pPr>
+        <w:pStyle w:val="BodyText"/>
+      </w:pPr>
+      <w:r>
+        <w:t xml:space="preserve">이리나: 보드에 다섯 가지 안이 있어요. 첫째는 가격을 20퍼센트 내리는 거예요, 그러니까 7,800까지.</w:t>
+      </w:r>
+    </w:p>
+    <w:p>
+      <w:pPr>
+        <w:pStyle w:val="BodyText"/>
+      </w:pPr>
+      <w:r>
+        <w:t xml:space="preserve">디마: 그럼 주사기 하나당 얼마 남아요?</w:t>
+      </w:r>
+    </w:p>
+    <w:p>
+      <w:pPr>
+        <w:pStyle w:val="BodyText"/>
+      </w:pPr>
+      <w:r>
+        <w:t xml:space="preserve">이리나: 마이너스 900루블, 손해 보고 파는 거예요. 반년 뒤 문 닫아요, 예쁘고 정직하게.</w:t>
+      </w:r>
+    </w:p>
+    <w:p>
+      <w:pPr>
+        <w:pStyle w:val="BodyText"/>
+      </w:pPr>
+      <w:r>
+        <w:t xml:space="preserve">올레그: 그럼 10퍼센트만 내리면요?</w:t>
+      </w:r>
+    </w:p>
+    <w:p>
+      <w:pPr>
+        <w:pStyle w:val="BodyText"/>
+      </w:pPr>
+      <w:r>
+        <w:t xml:space="preserve">이리나: 그럼 주사기당 플러스 20루블인데, 거기에 상담선, 코드, 교육이 안 들어가요. 뭔가를 닫아야 해요.</w:t>
+      </w:r>
+    </w:p>
+    <w:p>
+      <w:pPr>
+        <w:pStyle w:val="BodyText"/>
+      </w:pPr>
+      <w:r>
+        <w:t xml:space="preserve">올가: 상담선도, 코드도, 교육도 닫을 수 없어요. 그게 바로 우리니까요.</w:t>
+      </w:r>
+    </w:p>
+    <w:p>
+      <w:pPr>
+        <w:pStyle w:val="BodyText"/>
+      </w:pPr>
+      <w:r>
+        <w:t xml:space="preserve">알렉세이: 동의해요. 10퍼센트는 우리 자신을 천천히 조금씩 닫는 거예요.</w:t>
+      </w:r>
+    </w:p>
+    <w:p>
+      <w:pPr>
+        <w:pStyle w:val="BodyText"/>
+      </w:pPr>
+      <w:r>
+        <w:t xml:space="preserve">이리나: 둘째 안은 시장에서 다들 하듯이 현금 할인이에요.</w:t>
+      </w:r>
+    </w:p>
+    <w:p>
+      <w:pPr>
+        <w:pStyle w:val="BodyText"/>
+      </w:pPr>
+      <w:r>
+        <w:t xml:space="preserve">알렉세이: 안 돼요. 그건 논의도 안 해요.</w:t>
+      </w:r>
+    </w:p>
+    <w:p>
+      <w:pPr>
+        <w:pStyle w:val="BodyText"/>
+      </w:pPr>
+      <w:r>
+        <w:t xml:space="preserve">이리나: 알아요. 소리 내서 지우려고 쓴 거예요. 지울게요.</w:t>
+      </w:r>
+    </w:p>
+    <w:p>
+      <w:pPr>
+        <w:pStyle w:val="BodyText"/>
+      </w:pPr>
+      <w:r>
+        <w:t xml:space="preserve">키릴: 셋째 안은 뭐예요?</w:t>
+      </w:r>
+    </w:p>
+    <w:p>
+      <w:pPr>
+        <w:pStyle w:val="BodyText"/>
+      </w:pPr>
+      <w:r>
+        <w:t xml:space="preserve">이리나: 셋째는 두 번째 브랜드예요. 코드도 상담선도 없는 싼 젤, 가격만이요.</w:t>
+      </w:r>
+    </w:p>
+    <w:p>
+      <w:pPr>
+        <w:pStyle w:val="BodyText"/>
+      </w:pPr>
+      <w:r>
+        <w:t xml:space="preserve">올가: 그럼 우린 서류만 있는 또 하나의 보이코가 돼요. 안 돼요.</w:t>
+      </w:r>
+    </w:p>
+    <w:p>
+      <w:pPr>
+        <w:pStyle w:val="BodyText"/>
+      </w:pPr>
+      <w:r>
+        <w:t xml:space="preserve">이리나: 지울게요. 넷째는 회색 상품이 바닥나고, 신고가 효과를 내고, 클리닉이 돌아올 때까지 기다리는 거예요.</w:t>
+      </w:r>
+    </w:p>
+    <w:p>
+      <w:pPr>
+        <w:pStyle w:val="BodyText"/>
+      </w:pPr>
+      <w:r>
+        <w:t xml:space="preserve">올레그: 그럼 얼마나 기다려야 해요?</w:t>
+      </w:r>
+    </w:p>
+    <w:p>
+      <w:pPr>
+        <w:pStyle w:val="BodyText"/>
+      </w:pPr>
+      <w:r>
+        <w:t xml:space="preserve">이리나: 몰라요, 반년일 수도 1년일 수도 있어요. 경찰에 달린 건 계산할 줄 몰라요.</w:t>
+      </w:r>
+    </w:p>
+    <w:p>
+      <w:pPr>
+        <w:pStyle w:val="BodyText"/>
+      </w:pPr>
+      <w:r>
+        <w:t xml:space="preserve">올레그: 솔직히 1년은 절대 못 버텨요.</w:t>
+      </w:r>
+    </w:p>
+    <w:p>
+      <w:pPr>
+        <w:pStyle w:val="BodyText"/>
+      </w:pPr>
+      <w:r>
+        <w:t xml:space="preserve">이리나: 다섯째 안은 가격에 관한 게 아니에요. 어젯밤 떠난 클리닉 여섯 곳에 전부 전화했을 때 찾았어요. 정중한 버전이 아니라 진실을 다 듣기 위해서, 매니저 없이 직접 전화했어요.</w:t>
+      </w:r>
+    </w:p>
+    <w:p>
+      <w:pPr>
+        <w:pStyle w:val="BodyText"/>
+      </w:pPr>
+      <w:r>
+        <w:t xml:space="preserve">알렉세이: 매니저 없이요? 왜 그렇게 했어요?</w:t>
+      </w:r>
+    </w:p>
+    <w:p>
+      <w:pPr>
+        <w:pStyle w:val="BodyText"/>
+      </w:pPr>
+      <w:r>
+        <w:t xml:space="preserve">이리나: 매니저에겐 정중하게 거짓말하지만 감사인에겐 안 하니까요. 질문 하나만 했어요: 「실제로 왜 떠나셨어요?」</w:t>
+      </w:r>
+    </w:p>
+    <w:p>
+      <w:pPr>
+        <w:pStyle w:val="BodyText"/>
+      </w:pPr>
+      <w:r>
+        <w:t xml:space="preserve">디마: 그래서 뭐라고 했어요?</w:t>
+      </w:r>
+    </w:p>
+    <w:p>
+      <w:pPr>
+        <w:pStyle w:val="BodyText"/>
+      </w:pPr>
+      <w:r>
+        <w:t xml:space="preserve">이리나: 네 곳이 같은 말을 했어요. 「비싸다」가 아니라 「묶인 돈」이라고요. 한 달 치 주사기 열 개를 미리 사고 바로 내요. 그런데 임대료는 월초에 나가서 돈이 그냥 모자라요.</w:t>
+      </w:r>
+    </w:p>
+    <w:p>
+      <w:pPr>
+        <w:pStyle w:val="BodyText"/>
+      </w:pPr>
+      <w:r>
+        <w:t xml:space="preserve">올가: 그럼 가격 문제가 아니라 현금 공백 문제네요.</w:t>
+      </w:r>
+    </w:p>
+    <w:p>
+      <w:pPr>
+        <w:pStyle w:val="BodyText"/>
+      </w:pPr>
+      <w:r>
+        <w:t xml:space="preserve">이리나: 3년 전 우리처럼요, 작을 뿐이죠. 회색 공급자는 주사기를 하나씩 팔아요. 오늘 사고, 오늘 놓고, 오늘 환자에게서 돈을 받아요. 1루블도 안 묶이고, 그게 그들의 힘이에요.</w:t>
+      </w:r>
+    </w:p>
+    <w:p>
+      <w:pPr>
+        <w:pStyle w:val="BodyText"/>
+      </w:pPr>
+      <w:r>
+        <w:t xml:space="preserve">디마: 하나씩, 상자 없이. 그래서 번호도 없고요.</w:t>
+      </w:r>
+    </w:p>
+    <w:p>
+      <w:pPr>
+        <w:pStyle w:val="BodyText"/>
+      </w:pPr>
+      <w:r>
+        <w:t xml:space="preserve">이리나: 그래서 내 다섯째 안은 이거예요. 열 개가 아니라 다섯 개 포장, 그리고 30일 외상. 의사 전원이 우리 시험에 합격한 클리닉만요. 외상은 교육에 대한 보상처럼 주는 거예요.</w:t>
+      </w:r>
+    </w:p>
+    <w:p>
+      <w:pPr>
+        <w:pStyle w:val="BodyText"/>
+      </w:pPr>
+      <w:r>
+        <w:t xml:space="preserve">키릴: 그러니까 외상이면 사실상 우리가 클리닉에 돈을 빌려주는 거예요?</w:t>
+      </w:r>
+    </w:p>
+    <w:p>
+      <w:pPr>
+        <w:pStyle w:val="BodyText"/>
+      </w:pPr>
+      <w:r>
+        <w:t xml:space="preserve">이리나: 네, 우리가요, 그리고 그건 위험이에요. 그래서 한도를 둬요: 전체 300만, 그 이상은 안 돼요.</w:t>
+      </w:r>
+    </w:p>
+    <w:p>
+      <w:pPr>
+        <w:pStyle w:val="BodyText"/>
+      </w:pPr>
+      <w:r>
+        <w:t xml:space="preserve">올레그: 가격은 어떻게 돼요?</w:t>
+      </w:r>
+    </w:p>
+    <w:p>
+      <w:pPr>
+        <w:pStyle w:val="BodyText"/>
+      </w:pPr>
+      <w:r>
+        <w:t xml:space="preserve">이리나: 가격은 그대로 9,800이에요. 싸지는 게 아니라 그들의 돈을 묶어 두지 않을 뿐이에요.</w:t>
+      </w:r>
+    </w:p>
+    <w:p>
+      <w:pPr>
+        <w:pStyle w:val="BodyText"/>
+      </w:pPr>
+      <w:r>
+        <w:t xml:space="preserve">알렉세이: 「비싸다」가 아니라 「임대료가 있다」에 대한 답이네요. 그리고 그게 맞는 답이에요.</w:t>
+      </w:r>
+    </w:p>
+    <w:p>
+      <w:pPr>
+        <w:pStyle w:val="BodyText"/>
+      </w:pPr>
+      <w:r>
+        <w:t xml:space="preserve">올가: 하지만 다섯 개짜리면 새 상자와 새 설명서가 필요하고, 그건 등록 변경이에요.</w:t>
+      </w:r>
+    </w:p>
+    <w:p>
+      <w:pPr>
+        <w:pStyle w:val="BodyText"/>
+      </w:pPr>
+      <w:r>
+        <w:t xml:space="preserve">이리나: 그건 시간이 얼마나 걸려요?</w:t>
+      </w:r>
+    </w:p>
+    <w:p>
+      <w:pPr>
+        <w:pStyle w:val="BodyText"/>
+      </w:pPr>
+      <w:r>
+        <w:t xml:space="preserve">올가: 제대로 쓰면 새 심사가 아니라 포장 변경 통지예요. 한 달쯤이요. 나자로바에게 물어볼게요, 사건 말고 절차를요. 그분은 그런 질문에만 답하니까요.</w:t>
       </w:r>
     </w:p>
     <w:bookmarkEnd w:id="34"/>
@@ -4438,31 +4438,31 @@
         <w:pStyle w:val="FirstParagraph"/>
       </w:pPr>
       <w:r>
-        <w:t xml:space="preserve">올레그: 좋네요. 하지만 3월 보너스는 어차피 적어요. 상자는 — 4월이고요.</w:t>
-      </w:r>
-    </w:p>
-    <w:p>
-      <w:pPr>
-        <w:pStyle w:val="BodyText"/>
-      </w:pPr>
-      <w:r>
-        <w:t xml:space="preserve">디마: 올레그 말이 맞아요. 한두 달은 아플 거예요. 팀한테요. 표한테가 아니라.</w:t>
-      </w:r>
-    </w:p>
-    <w:p>
-      <w:pPr>
-        <w:pStyle w:val="BodyText"/>
-      </w:pPr>
-      <w:r>
-        <w:t xml:space="preserve">이리나: 얼마나 아픈지 알아요. 2월 영업 보너스 — 전체 마이너스 18만.</w:t>
-      </w:r>
-    </w:p>
-    <w:p>
-      <w:pPr>
-        <w:pStyle w:val="BodyText"/>
-      </w:pPr>
-      <w:r>
-        <w:t xml:space="preserve">알렉세이: 그럼 제안이 있어요. 팀을 위해서. 표를 위해서가 아니라.</w:t>
+        <w:t xml:space="preserve">올레그: 좋네요. 하지만 상자는 4월에야 나오니까 3월 보너스는 어차피 적을 거예요.</w:t>
+      </w:r>
+    </w:p>
+    <w:p>
+      <w:pPr>
+        <w:pStyle w:val="BodyText"/>
+      </w:pPr>
+      <w:r>
+        <w:t xml:space="preserve">디마: 올레그 말이 맞아요. 한두 달은 아플 거예요, 표가 아니라 팀한테요.</w:t>
+      </w:r>
+    </w:p>
+    <w:p>
+      <w:pPr>
+        <w:pStyle w:val="BodyText"/>
+      </w:pPr>
+      <w:r>
+        <w:t xml:space="preserve">이리나: 얼마나 아픈지 알아요. 2월 영업 보너스가 전체 마이너스 18만이에요.</w:t>
+      </w:r>
+    </w:p>
+    <w:p>
+      <w:pPr>
+        <w:pStyle w:val="BodyText"/>
+      </w:pPr>
+      <w:r>
+        <w:t xml:space="preserve">알렉세이: 그럼 제안이 있어요. 표가 아니라 팀을 위한 거예요.</w:t>
       </w:r>
     </w:p>
     <w:p>
@@ -4478,63 +4478,63 @@
         <w:pStyle w:val="BodyText"/>
       </w:pPr>
       <w:r>
-        <w:t xml:space="preserve">알렉세이: 아니요. 제안이에요. 세 분이 정해요. 창업자들이 급여를 30퍼센트 줄여요. 두 분기 동안. 그 돈은 영업과 상담선 보너스의 최저 보장액으로 가요.</w:t>
-      </w:r>
-    </w:p>
-    <w:p>
-      <w:pPr>
-        <w:pStyle w:val="BodyText"/>
-      </w:pPr>
-      <w:r>
-        <w:t xml:space="preserve">이리나: 30퍼센트. 우리 셋이면 — 월 약 20만이에요.</w:t>
-      </w:r>
-    </w:p>
-    <w:p>
-      <w:pPr>
-        <w:pStyle w:val="BodyText"/>
-      </w:pPr>
-      <w:r>
-        <w:t xml:space="preserve">올가: 알렉세이, 나도 주택 대출이 있어요. 하나. 하지만 있어요.</w:t>
-      </w:r>
-    </w:p>
-    <w:p>
-      <w:pPr>
-        <w:pStyle w:val="BodyText"/>
-      </w:pPr>
-      <w:r>
-        <w:t xml:space="preserve">알렉세이: 알아요. 그래서 제안하는 거예요. 정하는 게 아니라.</w:t>
-      </w:r>
-    </w:p>
-    <w:p>
-      <w:pPr>
-        <w:pStyle w:val="BodyText"/>
-      </w:pPr>
-      <w:r>
-        <w:t xml:space="preserve">올가: 좋아요. 솔직히 말할게요. 힘들 거예요. 하지만 20년 동안 대표가 나보다 스무 배를 받는 곳에서 일했어요. 여기선, 드디어 — 아니에요. 동의해요.</w:t>
-      </w:r>
-    </w:p>
-    <w:p>
-      <w:pPr>
-        <w:pStyle w:val="BodyText"/>
-      </w:pPr>
-      <w:r>
-        <w:t xml:space="preserve">이리나: 나도요. 조건 하나. 의사록에 한시 조치로 기록해요. 종료일과 함께.</w:t>
-      </w:r>
-    </w:p>
-    <w:p>
-      <w:pPr>
-        <w:pStyle w:val="BodyText"/>
-      </w:pPr>
-      <w:r>
-        <w:t xml:space="preserve">알렉세이: 9월 30일.</w:t>
-      </w:r>
-    </w:p>
-    <w:p>
-      <w:pPr>
-        <w:pStyle w:val="BodyText"/>
-      </w:pPr>
-      <w:r>
-        <w:t xml:space="preserve">이리나: 적었어요. 9월 30일.</w:t>
+        <w:t xml:space="preserve">알렉세이: 아니요, 제안만 하는 거고 정하는 건 세 분이에요. 창업자들이 두 분기 동안, 그러니까 가을까지 급여를 30퍼센트 줄여요. 그 돈은 영업과 상담선 보너스의 최저 보장액으로 가요.</w:t>
+      </w:r>
+    </w:p>
+    <w:p>
+      <w:pPr>
+        <w:pStyle w:val="BodyText"/>
+      </w:pPr>
+      <w:r>
+        <w:t xml:space="preserve">이리나: 우리 셋에서 30퍼센트면 월 약 20만이에요.</w:t>
+      </w:r>
+    </w:p>
+    <w:p>
+      <w:pPr>
+        <w:pStyle w:val="BodyText"/>
+      </w:pPr>
+      <w:r>
+        <w:t xml:space="preserve">올가: 알렉세이, 나도 주택 대출이 있어요. 하나지만, 있어요.</w:t>
+      </w:r>
+    </w:p>
+    <w:p>
+      <w:pPr>
+        <w:pStyle w:val="BodyText"/>
+      </w:pPr>
+      <w:r>
+        <w:t xml:space="preserve">알렉세이: 알아요. 그래서 대신 정하지 않고 제안하는 거예요.</w:t>
+      </w:r>
+    </w:p>
+    <w:p>
+      <w:pPr>
+        <w:pStyle w:val="BodyText"/>
+      </w:pPr>
+      <w:r>
+        <w:t xml:space="preserve">올가: 좋아요, 솔직히 말할게요. 힘들 거예요. 하지만 20년 동안 대표가 나보다 스무 배를 받는 곳에서 일했어요. 여기선 드디어 다르고, 그게 나한텐 돈보다 중요해요. 동의해요.</w:t>
+      </w:r>
+    </w:p>
+    <w:p>
+      <w:pPr>
+        <w:pStyle w:val="BodyText"/>
+      </w:pPr>
+      <w:r>
+        <w:t xml:space="preserve">이리나: 나도 동의해요. 다만 조건 하나요. 의사록에 종료일이 있는 한시 조치로 기록해요.</w:t>
+      </w:r>
+    </w:p>
+    <w:p>
+      <w:pPr>
+        <w:pStyle w:val="BodyText"/>
+      </w:pPr>
+      <w:r>
+        <w:t xml:space="preserve">알렉세이: 그럼 9월 30일로 하죠.</w:t>
+      </w:r>
+    </w:p>
+    <w:p>
+      <w:pPr>
+        <w:pStyle w:val="BodyText"/>
+      </w:pPr>
+      <w:r>
+        <w:t xml:space="preserve">이리나: 적었어요: 9월 30일까지.</w:t>
       </w:r>
     </w:p>
     <w:p>
@@ -4550,39 +4550,39 @@
         <w:pStyle w:val="BodyText"/>
       </w:pPr>
       <w:r>
-        <w:t xml:space="preserve">알렉세이: 최저액을 주려고요. 판매에 대해서가 아니라. 비쌀 때도 정직하게 남아 있는 것에 대해서. 그것도 일이에요. 어쩌면 이번 분기 가장 힘든 일.</w:t>
-      </w:r>
-    </w:p>
-    <w:p>
-      <w:pPr>
-        <w:pStyle w:val="BodyText"/>
-      </w:pPr>
-      <w:r>
-        <w:t xml:space="preserve">올레그: 이건… 뭐라고 해야 할지 모르겠어요.</w:t>
-      </w:r>
-    </w:p>
-    <w:p>
-      <w:pPr>
-        <w:pStyle w:val="BodyText"/>
-      </w:pPr>
-      <w:r>
-        <w:t xml:space="preserve">키릴: 저도 참여할게요. 돼요? 제 급여 20퍼센트 — 같은 최저액에.</w:t>
-      </w:r>
-    </w:p>
-    <w:p>
-      <w:pPr>
-        <w:pStyle w:val="BodyText"/>
-      </w:pPr>
-      <w:r>
-        <w:t xml:space="preserve">알렉세이: 키릴, 입사한 지 8개월이잖아.</w:t>
-      </w:r>
-    </w:p>
-    <w:p>
-      <w:pPr>
-        <w:pStyle w:val="BodyText"/>
-      </w:pPr>
-      <w:r>
-        <w:t xml:space="preserve">키릴: 알아요. 하지만 전 대출이 없어요. 그리고… 무슨 일 있으면 도와줄 친척이 있어요.</w:t>
+        <w:t xml:space="preserve">알렉세이: 최저액을 주려고요. 판매가 아니라, 비쌀 때도 정직하게 남아 있는 것에 대해서요. 그것도 일이고, 어쩌면 이번 분기 가장 힘든 일이에요.</w:t>
+      </w:r>
+    </w:p>
+    <w:p>
+      <w:pPr>
+        <w:pStyle w:val="BodyText"/>
+      </w:pPr>
+      <w:r>
+        <w:t xml:space="preserve">올레그: 이건… 정말 뭐라고 해야 할지 모르겠어요.</w:t>
+      </w:r>
+    </w:p>
+    <w:p>
+      <w:pPr>
+        <w:pStyle w:val="BodyText"/>
+      </w:pPr>
+      <w:r>
+        <w:t xml:space="preserve">키릴: 저도 참여해도 될까요? 제 급여 20퍼센트를 같은 최저액에 넣을게요.</w:t>
+      </w:r>
+    </w:p>
+    <w:p>
+      <w:pPr>
+        <w:pStyle w:val="BodyText"/>
+      </w:pPr>
+      <w:r>
+        <w:t xml:space="preserve">알렉세이: 키릴, 입사한 지 겨우 8개월이잖아요.</w:t>
+      </w:r>
+    </w:p>
+    <w:p>
+      <w:pPr>
+        <w:pStyle w:val="BodyText"/>
+      </w:pPr>
+      <w:r>
+        <w:t xml:space="preserve">키릴: 알아요. 하지만 전 대출이 없고… 무슨 일 있으면 도와줄 친척이 있어요.</w:t>
       </w:r>
     </w:p>
     <w:p>
@@ -4598,39 +4598,39 @@
         <w:pStyle w:val="BodyText"/>
       </w:pPr>
       <w:r>
-        <w:t xml:space="preserve">키릴: 6개월은 1월에 지났어요. 계기가 있을 때 직접 말하겠다고 약속했죠. 보리스 이고레비치 란스코이가 — 제 외삼촌이에요. 엄마가 그분 여동생이고요. 일로만 평가받고 싶어서 말을 안 했어요.</w:t>
-      </w:r>
-    </w:p>
-    <w:p>
-      <w:pPr>
-        <w:pStyle w:val="BodyText"/>
-      </w:pPr>
-      <w:r>
-        <w:t xml:space="preserve">올가: 알고 있었어요, 키릴. 7월부터. 디마는 스스로 눈치챈 것 같고요.</w:t>
-      </w:r>
-    </w:p>
-    <w:p>
-      <w:pPr>
-        <w:pStyle w:val="BodyText"/>
-      </w:pPr>
-      <w:r>
-        <w:t xml:space="preserve">올레그: 알렉세이 니콜라예비치, 바로 말할게요. 금요일에 면접을 봤어요. 「세베르나야 파르마」에서.</w:t>
-      </w:r>
-    </w:p>
-    <w:p>
-      <w:pPr>
-        <w:pStyle w:val="BodyText"/>
-      </w:pPr>
-      <w:r>
-        <w:t xml:space="preserve">디마: 볼코프한테?</w:t>
-      </w:r>
-    </w:p>
-    <w:p>
-      <w:pPr>
-        <w:pStyle w:val="BodyText"/>
-      </w:pPr>
-      <w:r>
-        <w:t xml:space="preserve">올레그: 볼코프한테. 30퍼센트 더 준대요. 판매 퍼센트로. 시험도, 코드도 없이.</w:t>
+        <w:t xml:space="preserve">키릴: 6개월은 1월에 지났고, 계기가 있을 때 직접 말하겠다고 약속했죠. 보리스 이고레비치 란스코이가 제 외삼촌이에요, 엄마가 그분 여동생이고요. 일로만 평가받고 싶어서 말을 안 했어요.</w:t>
+      </w:r>
+    </w:p>
+    <w:p>
+      <w:pPr>
+        <w:pStyle w:val="BodyText"/>
+      </w:pPr>
+      <w:r>
+        <w:t xml:space="preserve">올가: 알고 있었어요, 키릴, 7월부터요. 디마는 스스로 눈치챈 것 같고요.</w:t>
+      </w:r>
+    </w:p>
+    <w:p>
+      <w:pPr>
+        <w:pStyle w:val="BodyText"/>
+      </w:pPr>
+      <w:r>
+        <w:t xml:space="preserve">올레그: 알렉세이 니콜라예비치, 그럼 저도 바로 말할게요. 금요일에 「세베르나야 파르마」에서 면접을 봤어요.</w:t>
+      </w:r>
+    </w:p>
+    <w:p>
+      <w:pPr>
+        <w:pStyle w:val="BodyText"/>
+      </w:pPr>
+      <w:r>
+        <w:t xml:space="preserve">디마: 볼코프한테 갔었어?</w:t>
+      </w:r>
+    </w:p>
+    <w:p>
+      <w:pPr>
+        <w:pStyle w:val="BodyText"/>
+      </w:pPr>
+      <w:r>
+        <w:t xml:space="preserve">올레그: 응, 볼코프한테. 판매 퍼센트로 30퍼센트 더 준대요. 시험도, 코드도 없이요.</w:t>
       </w:r>
     </w:p>
     <w:p>
@@ -4646,15 +4646,15 @@
         <w:pStyle w:val="BodyText"/>
       </w:pPr>
       <w:r>
-        <w:t xml:space="preserve">올레그: 화 안 나세요?</w:t>
-      </w:r>
-    </w:p>
-    <w:p>
-      <w:pPr>
-        <w:pStyle w:val="BodyText"/>
-      </w:pPr>
-      <w:r>
-        <w:t xml:space="preserve">알렉세이: 아니요. 대출 있는 어른이잖아요. 떠나기로 하면 — 좋은 추천서를 써 줄게요.</w:t>
+        <w:t xml:space="preserve">올레그: 저한테 화 안 나세요?</w:t>
+      </w:r>
+    </w:p>
+    <w:p>
+      <w:pPr>
+        <w:pStyle w:val="BodyText"/>
+      </w:pPr>
+      <w:r>
+        <w:t xml:space="preserve">알렉세이: 아니요. 대출 있는 어른이잖아요. 떠나기로 하면 좋은 추천서를 써 줄게요.</w:t>
       </w:r>
     </w:p>
     <w:p>
@@ -4670,7 +4670,7 @@
         <w:pStyle w:val="BodyText"/>
       </w:pPr>
       <w:r>
-        <w:t xml:space="preserve">알렉세이: 볼코프한테 가도요. 반년 동안 정직하게 팔았어요. 추천서에 그렇게 쓸 거예요. 볼코프가 읽게.</w:t>
+        <w:t xml:space="preserve">알렉세이: 볼코프한테 가도요. 반년 동안 정직하게 팔았고, 추천서에 그렇게 쓸 거예요. 볼코프가 읽게요.</w:t>
       </w:r>
     </w:p>
     <w:bookmarkEnd w:id="35"/>
@@ -4688,79 +4688,79 @@
         <w:pStyle w:val="FirstParagraph"/>
       </w:pPr>
       <w:r>
-        <w:t xml:space="preserve">볼코프: 알렉세이 니콜라예비치? 볼코프예요. 세르게이 파블로비치. 기억하세요?</w:t>
-      </w:r>
-    </w:p>
-    <w:p>
-      <w:pPr>
-        <w:pStyle w:val="BodyText"/>
-      </w:pPr>
-      <w:r>
-        <w:t xml:space="preserve">알렉세이: 기억해요. 학회. 3행의 명함.</w:t>
-      </w:r>
-    </w:p>
-    <w:p>
-      <w:pPr>
-        <w:pStyle w:val="BodyText"/>
-      </w:pPr>
-      <w:r>
-        <w:t xml:space="preserve">볼코프: 3행. 영광이네요. 이웃으로서 전화했어요. 당신네 올레그가 금요일에 나한테 왔어요.</w:t>
-      </w:r>
-    </w:p>
-    <w:p>
-      <w:pPr>
-        <w:pStyle w:val="BodyText"/>
-      </w:pPr>
-      <w:r>
-        <w:t xml:space="preserve">알렉세이: 알아요. 본인이 말했어요. 오늘 아침에.</w:t>
-      </w:r>
-    </w:p>
-    <w:p>
-      <w:pPr>
-        <w:pStyle w:val="BodyText"/>
-      </w:pPr>
-      <w:r>
-        <w:t xml:space="preserve">볼코프: 본인이? 흥미롭네. 우리 사람들은 스스로 말하지 않는데. 내가 데려가도 괜찮아요?</w:t>
-      </w:r>
-    </w:p>
-    <w:p>
-      <w:pPr>
-        <w:pStyle w:val="BodyText"/>
-      </w:pPr>
-      <w:r>
-        <w:t xml:space="preserve">알렉세이: 그건 그 사람의 결정이지, 내 결정이 아니에요. 온다면 — 좋은 매니저를 얻으실 거예요. 정직한.</w:t>
-      </w:r>
-    </w:p>
-    <w:p>
-      <w:pPr>
-        <w:pStyle w:val="BodyText"/>
-      </w:pPr>
-      <w:r>
-        <w:t xml:space="preserve">볼코프: 정직한. 그게 문제예요, 알렉세이 니콜라예비치. 정직한 사람은 12월 실적을 못 채워요.</w:t>
-      </w:r>
-    </w:p>
-    <w:p>
-      <w:pPr>
-        <w:pStyle w:val="BodyText"/>
-      </w:pPr>
-      <w:r>
-        <w:t xml:space="preserve">알렉세이: 난 10년 채웠어요. 떠나기 전까지.</w:t>
-      </w:r>
-    </w:p>
-    <w:p>
-      <w:pPr>
-        <w:pStyle w:val="BodyText"/>
-      </w:pPr>
-      <w:r>
-        <w:t xml:space="preserve">볼코프: 들었어요. 하지만 올레그 때문만은 아니에요. 당신네 코드 얘기를 들었어요. 그리고 2월 마이너스 22퍼센트도. 업계에선 소식이 카자흐스탄 트럭보다 빨리 와요.</w:t>
-      </w:r>
-    </w:p>
-    <w:p>
-      <w:pPr>
-        <w:pStyle w:val="BodyText"/>
-      </w:pPr>
-      <w:r>
-        <w:t xml:space="preserve">알렉세이: 빨리 들으시네요.</w:t>
+        <w:t xml:space="preserve">볼코프: 알렉세이 니콜라예비치? 볼코프예요, 세르게이 파블로비치. 기억하세요?</w:t>
+      </w:r>
+    </w:p>
+    <w:p>
+      <w:pPr>
+        <w:pStyle w:val="BodyText"/>
+      </w:pPr>
+      <w:r>
+        <w:t xml:space="preserve">알렉세이: 기억해요. 학회, 그리고 3행의 명함.</w:t>
+      </w:r>
+    </w:p>
+    <w:p>
+      <w:pPr>
+        <w:pStyle w:val="BodyText"/>
+      </w:pPr>
+      <w:r>
+        <w:t xml:space="preserve">볼코프: 3행이라니, 영광이네요. 이웃으로서 전화했어요. 당신네 올레그가 금요일에 나한테 왔어요.</w:t>
+      </w:r>
+    </w:p>
+    <w:p>
+      <w:pPr>
+        <w:pStyle w:val="BodyText"/>
+      </w:pPr>
+      <w:r>
+        <w:t xml:space="preserve">알렉세이: 알아요, 오늘 아침에 본인이 직접 말했어요.</w:t>
+      </w:r>
+    </w:p>
+    <w:p>
+      <w:pPr>
+        <w:pStyle w:val="BodyText"/>
+      </w:pPr>
+      <w:r>
+        <w:t xml:space="preserve">볼코프: 본인이? 흥미롭네, 우리 사람들은 스스로 아무 말도 안 하는데. 내가 데려가도 괜찮아요?</w:t>
+      </w:r>
+    </w:p>
+    <w:p>
+      <w:pPr>
+        <w:pStyle w:val="BodyText"/>
+      </w:pPr>
+      <w:r>
+        <w:t xml:space="preserve">알렉세이: 그건 내가 아니라 그 사람이 정할 일이에요. 온다면 좋고 정직한 매니저를 얻으실 거예요.</w:t>
+      </w:r>
+    </w:p>
+    <w:p>
+      <w:pPr>
+        <w:pStyle w:val="BodyText"/>
+      </w:pPr>
+      <w:r>
+        <w:t xml:space="preserve">볼코프: 정직한… 그게 바로 문제예요, 알렉세이 니콜라예비치. 정직한 사람은 12월 실적을 못 채워요.</w:t>
+      </w:r>
+    </w:p>
+    <w:p>
+      <w:pPr>
+        <w:pStyle w:val="BodyText"/>
+      </w:pPr>
+      <w:r>
+        <w:t xml:space="preserve">알렉세이: 난 떠나기 전까지 10년 동안 그 실적을 채웠어요.</w:t>
+      </w:r>
+    </w:p>
+    <w:p>
+      <w:pPr>
+        <w:pStyle w:val="BodyText"/>
+      </w:pPr>
+      <w:r>
+        <w:t xml:space="preserve">볼코프: 들었어요. 하지만 올레그 때문만은 아니에요. 당신네 코드 얘기도, 2월 마이너스 22퍼센트 얘기도 들었어요. 업계에선 소식이 카자흐스탄 트럭보다 빨리 와요.</w:t>
+      </w:r>
+    </w:p>
+    <w:p>
+      <w:pPr>
+        <w:pStyle w:val="BodyText"/>
+      </w:pPr>
+      <w:r>
+        <w:t xml:space="preserve">알렉세이: 정말 빨리 들으시네요, 세르게이 파블로비치.</w:t>
       </w:r>
     </w:p>
     <w:p>
@@ -4784,39 +4784,39 @@
         <w:pStyle w:val="BodyText"/>
       </w:pPr>
       <w:r>
-        <w:t xml:space="preserve">볼코프: 했죠. 그런데 겨우 1년 지났고, 당신이 아니라 내가 전화하고 있어요. 그럼 내가 꼬박 1년을 틀렸거나. 그 학회 때 생각보다 당신이 강하거나.</w:t>
-      </w:r>
-    </w:p>
-    <w:p>
-      <w:pPr>
-        <w:pStyle w:val="BodyText"/>
-      </w:pPr>
-      <w:r>
-        <w:t xml:space="preserve">알렉세이: 원하시는 게 뭐예요, 세르게이 파블로비치?</w:t>
-      </w:r>
-    </w:p>
-    <w:p>
-      <w:pPr>
-        <w:pStyle w:val="BodyText"/>
-      </w:pPr>
-      <w:r>
-        <w:t xml:space="preserve">볼코프: 지금은 — 아무것도. 하나만 공짜로 말하죠. 회색 상품은 나도 때려요. 보이코가 내 브랜드도 팔아요. 이탈리아 거, 내 스티커를 붙여서. 이번 겨울에 알았어요.</w:t>
-      </w:r>
-    </w:p>
-    <w:p>
-      <w:pPr>
-        <w:pStyle w:val="BodyText"/>
-      </w:pPr>
-      <w:r>
-        <w:t xml:space="preserve">알렉세이: 당신 것도요? 위조품?</w:t>
-      </w:r>
-    </w:p>
-    <w:p>
-      <w:pPr>
-        <w:pStyle w:val="BodyText"/>
-      </w:pPr>
-      <w:r>
-        <w:t xml:space="preserve">볼코프: 위조품. 겨울에 세 건. 난 침묵했고. 당신은 — 아니었죠. 당신 엽서가 내 클리닉들을 돌아다녀요.</w:t>
+        <w:t xml:space="preserve">볼코프: 했죠. 그런데 겨우 1년 지났고, 당신이 아니라 내가 전화하고 있어요. 그럼 내가 꼬박 1년을 틀렸거나, 그 학회에서 당신 명함을 볼 때 생각했던 것보다 당신이 강한 거죠.</w:t>
+      </w:r>
+    </w:p>
+    <w:p>
+      <w:pPr>
+        <w:pStyle w:val="BodyText"/>
+      </w:pPr>
+      <w:r>
+        <w:t xml:space="preserve">알렉세이: 원하시는 게 뭐예요, 세르게이 파블로비치? 본론으로 갑시다.</w:t>
+      </w:r>
+    </w:p>
+    <w:p>
+      <w:pPr>
+        <w:pStyle w:val="BodyText"/>
+      </w:pPr>
+      <w:r>
+        <w:t xml:space="preserve">볼코프: 지금은 아무것도. 하나만 공짜로 말하죠. 회색 상품은 나도 때려요. 보이코가 내 이탈리아 브랜드도 내 스티커를 붙여서 팔아요. 이번 겨울에 알았어요.</w:t>
+      </w:r>
+    </w:p>
+    <w:p>
+      <w:pPr>
+        <w:pStyle w:val="BodyText"/>
+      </w:pPr>
+      <w:r>
+        <w:t xml:space="preserve">알렉세이: 당신 것도요? 위조품 말씀이에요?</w:t>
+      </w:r>
+    </w:p>
+    <w:p>
+      <w:pPr>
+        <w:pStyle w:val="BodyText"/>
+      </w:pPr>
+      <w:r>
+        <w:t xml:space="preserve">볼코프: 네, 위조품, 겨울에 세 건. 난 침묵했고 당신은 아니었죠. 당신 엽서가 내 클리닉들을 돌아다녀요.</w:t>
       </w:r>
     </w:p>
     <w:p>
@@ -4832,55 +4832,55 @@
         <w:pStyle w:val="BodyText"/>
       </w:pPr>
       <w:r>
-        <w:t xml:space="preserve">볼코프: 같이. 동맹을 제안하는 거요? 보이코에 맞서?</w:t>
-      </w:r>
-    </w:p>
-    <w:p>
-      <w:pPr>
-        <w:pStyle w:val="BodyText"/>
-      </w:pPr>
-      <w:r>
-        <w:t xml:space="preserve">알렉세이: 보이코에 맞서는 게 아니에요. 코드를 위해서. 우리만이 아니라 모두를 위한 표시제. 업계 전체를 위해. 주사기마다 코드가 있으면 보이코는 그냥 필요 없어져요.</w:t>
-      </w:r>
-    </w:p>
-    <w:p>
-      <w:pPr>
-        <w:pStyle w:val="BodyText"/>
-      </w:pPr>
-      <w:r>
-        <w:t xml:space="preserve">볼코프: 업계 전체의 표시제. 한 달 뒤 산업통상부에서 업계 원탁회의가 있어요. 의료기기 표시제에 관한. 나는 참가자 명단에 있어요. 당신은, 알렉세이 니콜라예비치, 그 명단에 없어요.</w:t>
-      </w:r>
-    </w:p>
-    <w:p>
-      <w:pPr>
-        <w:pStyle w:val="BodyText"/>
-      </w:pPr>
-      <w:r>
-        <w:t xml:space="preserve">알렉세이: 그럼 있어야겠네요.</w:t>
-      </w:r>
-    </w:p>
-    <w:p>
-      <w:pPr>
-        <w:pStyle w:val="BodyText"/>
-      </w:pPr>
-      <w:r>
-        <w:t xml:space="preserve">볼코프: 생각해 보죠. 약속은 안 해요. 난 공짜로는 아무것도 약속 안 해요. 안녕히.</w:t>
-      </w:r>
-    </w:p>
-    <w:p>
-      <w:pPr>
-        <w:pStyle w:val="BodyText"/>
-      </w:pPr>
-      <w:r>
-        <w:t xml:space="preserve">알렉세이: 감사합니다, 세르게이 파블로비치. 올레그 일도요.</w:t>
-      </w:r>
-    </w:p>
-    <w:p>
-      <w:pPr>
-        <w:pStyle w:val="BodyText"/>
-      </w:pPr>
-      <w:r>
-        <w:t xml:space="preserve">볼코프: 올레그 일로는 감사하지 마요. 아직 안 왔으니까.</w:t>
+        <w:t xml:space="preserve">볼코프: 같이? 보이코에 맞서 동맹을 제안하는 거요?</w:t>
+      </w:r>
+    </w:p>
+    <w:p>
+      <w:pPr>
+        <w:pStyle w:val="BodyText"/>
+      </w:pPr>
+      <w:r>
+        <w:t xml:space="preserve">알렉세이: 보이코에 맞서는 게 아니라 코드를 위해서요. 우리만이 아니라 업계 전체를 위한 표시제요. 주사기마다 코드가 있으면 보이코는 그냥 필요 없어지고, 더 싸울 필요도 없어요.</w:t>
+      </w:r>
+    </w:p>
+    <w:p>
+      <w:pPr>
+        <w:pStyle w:val="BodyText"/>
+      </w:pPr>
+      <w:r>
+        <w:t xml:space="preserve">볼코프: 업계 전체의 표시제라… 한 달 뒤 산업통상부에서 의료기기 표시제에 관한 업계 원탁회의가 있어요. 나는 참가자 명단에 있지만, 당신은, 알렉세이 니콜라예비치, 안타깝게도 아직 그 명단에 없어요.</w:t>
+      </w:r>
+    </w:p>
+    <w:p>
+      <w:pPr>
+        <w:pStyle w:val="BodyText"/>
+      </w:pPr>
+      <w:r>
+        <w:t xml:space="preserve">알렉세이: 그럼 내가 거기 있도록 만들어야겠네요.</w:t>
+      </w:r>
+    </w:p>
+    <w:p>
+      <w:pPr>
+        <w:pStyle w:val="BodyText"/>
+      </w:pPr>
+      <w:r>
+        <w:t xml:space="preserve">볼코프: 생각해 보죠, 하지만 약속은 안 해요. 난 공짜로는 아무것도 약속 안 해요. 안녕히.</w:t>
+      </w:r>
+    </w:p>
+    <w:p>
+      <w:pPr>
+        <w:pStyle w:val="BodyText"/>
+      </w:pPr>
+      <w:r>
+        <w:t xml:space="preserve">알렉세이: 감사합니다, 세르게이 파블로비치. 올레그 일도 감사해요.</w:t>
+      </w:r>
+    </w:p>
+    <w:p>
+      <w:pPr>
+        <w:pStyle w:val="BodyText"/>
+      </w:pPr>
+      <w:r>
+        <w:t xml:space="preserve">볼코프: 올레그 일로는 감사하지 마요, 아직 나한테 안 왔으니까.</w:t>
       </w:r>
     </w:p>
     <w:bookmarkEnd w:id="36"/>
@@ -4898,7 +4898,7 @@
         <w:pStyle w:val="FirstParagraph"/>
       </w:pPr>
       <w:r>
-        <w:t xml:space="preserve">디마: 알렉세이 니콜라예비치. 툴라. 테렌티예프 원장님. 떠난 두 클리닉 중 하나예요.</w:t>
+        <w:t xml:space="preserve">디마: 알렉세이 니콜라예비치, 툴라의 테렌티예프 원장님이에요. 떠난 두 클리닉 중 하나예요.</w:t>
       </w:r>
     </w:p>
     <w:p>
@@ -4914,63 +4914,63 @@
         <w:pStyle w:val="BodyText"/>
       </w:pPr>
       <w:r>
-        <w:t xml:space="preserve">디마: 오늘 제가 전화했어요. 30일 외상이랑. 다섯 개짜리 상자 얘기.</w:t>
-      </w:r>
-    </w:p>
-    <w:p>
-      <w:pPr>
-        <w:pStyle w:val="BodyText"/>
-      </w:pPr>
-      <w:r>
-        <w:t xml:space="preserve">알렉세이: 그래서?</w:t>
-      </w:r>
-    </w:p>
-    <w:p>
-      <w:pPr>
-        <w:pStyle w:val="BodyText"/>
-      </w:pPr>
-      <w:r>
-        <w:t xml:space="preserve">디마: 이렇게 말했어요: 「외상이 내게 필요했던 거예요. 할인이 아니라」. 돌아온대요. 4월부터.</w:t>
-      </w:r>
-    </w:p>
-    <w:p>
-      <w:pPr>
-        <w:pStyle w:val="BodyText"/>
-      </w:pPr>
-      <w:r>
-        <w:t xml:space="preserve">이리나: 첫 번째. 여섯 중. 적을게요.</w:t>
-      </w:r>
-    </w:p>
-    <w:p>
-      <w:pPr>
-        <w:pStyle w:val="BodyText"/>
-      </w:pPr>
-      <w:r>
-        <w:t xml:space="preserve">올가: 여섯 중 하나. 17퍼센트예요. 하루치로는 — 좋아요.</w:t>
-      </w:r>
-    </w:p>
-    <w:p>
-      <w:pPr>
-        <w:pStyle w:val="BodyText"/>
-      </w:pPr>
-      <w:r>
-        <w:t xml:space="preserve">올레그: 말해도 돼요? 생각해 봤어요. 남을게요. 9월까지는 확실히. 그다음은 두고 보고요.</w:t>
-      </w:r>
-    </w:p>
-    <w:p>
-      <w:pPr>
-        <w:pStyle w:val="BodyText"/>
-      </w:pPr>
-      <w:r>
-        <w:t xml:space="preserve">알렉세이: 왜 9월까지예요?</w:t>
-      </w:r>
-    </w:p>
-    <w:p>
-      <w:pPr>
-        <w:pStyle w:val="BodyText"/>
-      </w:pPr>
-      <w:r>
-        <w:t xml:space="preserve">올레그: 9월 30일. 대표님 날짜요. 약속을 지키시는지 보고 싶어요.</w:t>
+        <w:t xml:space="preserve">디마: 오늘 제가 전화해서 30일 외상이랑 다섯 개짜리 상자 얘기를 했어요.</w:t>
+      </w:r>
+    </w:p>
+    <w:p>
+      <w:pPr>
+        <w:pStyle w:val="BodyText"/>
+      </w:pPr>
+      <w:r>
+        <w:t xml:space="preserve">알렉세이: 그래서 뭐라고 했어요?</w:t>
+      </w:r>
+    </w:p>
+    <w:p>
+      <w:pPr>
+        <w:pStyle w:val="BodyText"/>
+      </w:pPr>
+      <w:r>
+        <w:t xml:space="preserve">디마: 이렇게 말했어요: 「외상이 내게 필요했던 거예요. 할인이 아니라」. 4월부터 돌아온대요.</w:t>
+      </w:r>
+    </w:p>
+    <w:p>
+      <w:pPr>
+        <w:pStyle w:val="BodyText"/>
+      </w:pPr>
+      <w:r>
+        <w:t xml:space="preserve">이리나: 여섯 중 첫 번째 클리닉이 돌아왔네요. 적을게요.</w:t>
+      </w:r>
+    </w:p>
+    <w:p>
+      <w:pPr>
+        <w:pStyle w:val="BodyText"/>
+      </w:pPr>
+      <w:r>
+        <w:t xml:space="preserve">올가: 여섯 중 하나면 17퍼센트예요. 하루치로는 좋은 결과예요.</w:t>
+      </w:r>
+    </w:p>
+    <w:p>
+      <w:pPr>
+        <w:pStyle w:val="BodyText"/>
+      </w:pPr>
+      <w:r>
+        <w:t xml:space="preserve">올레그: 말해도 돼요? 생각해 봤는데 남을게요. 9월까지는 확실히, 그다음은 두고 보고요.</w:t>
+      </w:r>
+    </w:p>
+    <w:p>
+      <w:pPr>
+        <w:pStyle w:val="BodyText"/>
+      </w:pPr>
+      <w:r>
+        <w:t xml:space="preserve">알렉세이: 왜 하필 9월까지예요?</w:t>
+      </w:r>
+    </w:p>
+    <w:p>
+      <w:pPr>
+        <w:pStyle w:val="BodyText"/>
+      </w:pPr>
+      <w:r>
+        <w:t xml:space="preserve">올레그: 9월 30일이 대표님 날짜니까요. 약속을 지키시는지 보고 싶어요.</w:t>
       </w:r>
     </w:p>
     <w:p>
@@ -4994,23 +4994,23 @@
         <w:pStyle w:val="BodyText"/>
       </w:pPr>
       <w:r>
-        <w:t xml:space="preserve">알렉세이: 회색 상품이 자기도 때린다고. 그리고 한 달 뒤 원탁회의가 있다고. 우리 없이.</w:t>
-      </w:r>
-    </w:p>
-    <w:p>
-      <w:pPr>
-        <w:pStyle w:val="BodyText"/>
-      </w:pPr>
-      <w:r>
-        <w:t xml:space="preserve">올가: 우리 없이는 — 아직이죠. 그런 명단을 누가 만드는지 알아요. 20년째 알아요.</w:t>
-      </w:r>
-    </w:p>
-    <w:p>
-      <w:pPr>
-        <w:pStyle w:val="BodyText"/>
-      </w:pPr>
-      <w:r>
-        <w:t xml:space="preserve">알렉세이: 그럼 내일 — 명단. 우린 지고 있어, 디마. 하지만 전부한테도, 영원히도 아니야.</w:t>
+        <w:t xml:space="preserve">알렉세이: 회색 상품이 자기도 때린다는 것, 그리고 한 달 뒤 원탁회의가 있는데 우리는 없다는 걸 말하려고.</w:t>
+      </w:r>
+    </w:p>
+    <w:p>
+      <w:pPr>
+        <w:pStyle w:val="BodyText"/>
+      </w:pPr>
+      <w:r>
+        <w:t xml:space="preserve">올가: 「우리 없이」는 아직일 뿐이에요. 그런 명단을 누가 만드는지 알아요, 20년째 알아요.</w:t>
+      </w:r>
+    </w:p>
+    <w:p>
+      <w:pPr>
+        <w:pStyle w:val="BodyText"/>
+      </w:pPr>
+      <w:r>
+        <w:t xml:space="preserve">알렉세이: 그럼 내일은 명단이에요. 우린 지고 있어, 디마. 하지만 모든 고객을 잃는 것도, 영원히 지는 것도 아니야.</w:t>
       </w:r>
     </w:p>
     <w:bookmarkEnd w:id="37"/>
